--- a/Data Quality/Task_09_Test Strategy.docx
+++ b/Data Quality/Task_09_Test Strategy.docx
@@ -1109,27 +1109,7 @@
           <w:sz w:val="22"/>
           <w:szCs w:val="22"/>
         </w:rPr>
-        <w:t xml:space="preserve">This document defines the Data Quality (DQ) Strategy and testing techniques for three Power BI dashboards—Sales, Cost, and Stocks—built on top of </w:t>
-      </w:r>
-      <w:proofErr w:type="spellStart"/>
-      <w:proofErr w:type="gramStart"/>
-      <w:r>
-        <w:rPr>
-          <w:rFonts w:ascii="Arial" w:eastAsia="Arial" w:hAnsi="Arial" w:cs="Arial"/>
-          <w:sz w:val="22"/>
-          <w:szCs w:val="22"/>
-        </w:rPr>
-        <w:t>a</w:t>
-      </w:r>
-      <w:proofErr w:type="spellEnd"/>
-      <w:proofErr w:type="gramEnd"/>
-      <w:r>
-        <w:rPr>
-          <w:rFonts w:ascii="Arial" w:eastAsia="Arial" w:hAnsi="Arial" w:cs="Arial"/>
-          <w:sz w:val="22"/>
-          <w:szCs w:val="22"/>
-        </w:rPr>
-        <w:t xml:space="preserve"> </w:t>
+        <w:t xml:space="preserve">This document defines the Data Quality (DQ) Strategy and testing techniques for three Power BI dashboards—Sales, Cost, and Stocks—built on top of a </w:t>
       </w:r>
       <w:r>
         <w:rPr>
@@ -1264,20 +1244,9 @@
     </w:p>
     <w:p>
       <w:pPr>
-        <w:pStyle w:val="ListParagraph"/>
-        <w:widowControl/>
-        <w:spacing w:before="40" w:after="40" w:line="240" w:lineRule="auto"/>
-        <w:contextualSpacing w:val="0"/>
-        <w:rPr>
-          <w:rFonts w:ascii="Arial" w:eastAsia="Arial" w:hAnsi="Arial" w:cs="Arial"/>
-          <w:sz w:val="22"/>
-          <w:szCs w:val="22"/>
-        </w:rPr>
-      </w:pPr>
-    </w:p>
-    <w:p>
-      <w:pPr>
         <w:pStyle w:val="Heading1"/>
+      </w:pPr>
+      <w:r>
         <w:rPr>
           <w:rFonts w:ascii="Arial" w:eastAsia="Arial" w:hAnsi="Arial" w:cs="Arial"/>
           <w:b/>
@@ -1286,7 +1255,9 @@
           <w:sz w:val="32"/>
           <w:szCs w:val="32"/>
         </w:rPr>
-      </w:pPr>
+        <w:lastRenderedPageBreak/>
+        <w:t>2.</w:t>
+      </w:r>
       <w:r>
         <w:rPr>
           <w:rFonts w:ascii="Arial" w:eastAsia="Arial" w:hAnsi="Arial" w:cs="Arial"/>
@@ -1296,21 +1267,7 @@
           <w:sz w:val="32"/>
           <w:szCs w:val="32"/>
         </w:rPr>
-        <w:t>2. Overall Strategy</w:t>
-      </w:r>
-    </w:p>
-    <w:p/>
-    <w:p>
-      <w:pPr>
-        <w:spacing w:before="60" w:after="60"/>
-      </w:pPr>
-      <w:r>
-        <w:rPr>
-          <w:rFonts w:ascii="Arial" w:eastAsia="Arial" w:hAnsi="Arial" w:cs="Arial"/>
-          <w:sz w:val="22"/>
-          <w:szCs w:val="22"/>
-        </w:rPr>
-        <w:t>The QA activities focus on end-to-end verification of data flow from source systems through the EDW to the Power BI dashboards. The high-level architecture is as follows:</w:t>
+        <w:t>Test Team — Roles and Responsibilities</w:t>
       </w:r>
     </w:p>
     <w:p>
@@ -1322,10 +1279,1220 @@
       </w:pPr>
     </w:p>
     <w:p>
+      <w:pPr>
+        <w:pStyle w:val="ListParagraph"/>
+        <w:widowControl/>
+        <w:spacing w:before="40" w:after="40" w:line="240" w:lineRule="auto"/>
+        <w:rPr>
+          <w:rFonts w:ascii="Arial" w:eastAsia="Arial" w:hAnsi="Arial" w:cs="Arial"/>
+          <w:sz w:val="22"/>
+          <w:szCs w:val="22"/>
+        </w:rPr>
+      </w:pPr>
+      <w:r>
+        <w:rPr>
+          <w:rFonts w:ascii="Arial" w:eastAsia="Arial" w:hAnsi="Arial" w:cs="Arial"/>
+          <w:sz w:val="22"/>
+          <w:szCs w:val="22"/>
+        </w:rPr>
+        <w:t xml:space="preserve">The following roles are planned for execution of this test strategy. </w:t>
+      </w:r>
+    </w:p>
+    <w:tbl>
+      <w:tblPr>
+        <w:tblW w:w="0" w:type="auto"/>
+        <w:tblBorders>
+          <w:top w:val="single" w:sz="4" w:space="0" w:color="auto"/>
+          <w:left w:val="single" w:sz="4" w:space="0" w:color="auto"/>
+          <w:bottom w:val="single" w:sz="4" w:space="0" w:color="auto"/>
+          <w:right w:val="single" w:sz="4" w:space="0" w:color="auto"/>
+          <w:insideH w:val="single" w:sz="4" w:space="0" w:color="auto"/>
+          <w:insideV w:val="single" w:sz="4" w:space="0" w:color="auto"/>
+        </w:tblBorders>
+        <w:tblCellMar>
+          <w:left w:w="10" w:type="dxa"/>
+          <w:right w:w="10" w:type="dxa"/>
+        </w:tblCellMar>
+        <w:tblLook w:val="04A0" w:firstRow="1" w:lastRow="0" w:firstColumn="1" w:lastColumn="0" w:noHBand="0" w:noVBand="1"/>
+      </w:tblPr>
+      <w:tblGrid>
+        <w:gridCol w:w="1527"/>
+        <w:gridCol w:w="9267"/>
+      </w:tblGrid>
+      <w:tr>
+        <w:trPr>
+          <w:tblHeader/>
+        </w:trPr>
+        <w:tc>
+          <w:tcPr>
+            <w:tcW w:w="1527" w:type="dxa"/>
+            <w:tcBorders>
+              <w:top w:val="single" w:sz="2" w:space="0" w:color="CCCCCC"/>
+              <w:left w:val="single" w:sz="2" w:space="0" w:color="CCCCCC"/>
+              <w:bottom w:val="single" w:sz="2" w:space="0" w:color="CCCCCC"/>
+              <w:right w:val="single" w:sz="2" w:space="0" w:color="CCCCCC"/>
+            </w:tcBorders>
+            <w:shd w:val="clear" w:color="auto" w:fill="1F4E79"/>
+            <w:tcMar>
+              <w:top w:w="80" w:type="dxa"/>
+              <w:left w:w="120" w:type="dxa"/>
+              <w:bottom w:w="80" w:type="dxa"/>
+              <w:right w:w="120" w:type="dxa"/>
+            </w:tcMar>
+            <w:vAlign w:val="center"/>
+            <w:hideMark/>
+          </w:tcPr>
+          <w:p>
+            <w:pPr>
+              <w:rPr>
+                <w:rFonts w:ascii="Arial" w:eastAsia="Arial" w:hAnsi="Arial" w:cs="Arial"/>
+                <w:b/>
+                <w:bCs/>
+                <w:color w:val="FFFFFF"/>
+              </w:rPr>
+            </w:pPr>
+            <w:r>
+              <w:rPr>
+                <w:rFonts w:ascii="Arial" w:eastAsia="Arial" w:hAnsi="Arial" w:cs="Arial"/>
+                <w:b/>
+                <w:bCs/>
+                <w:color w:val="FFFFFF"/>
+              </w:rPr>
+              <w:t>Role</w:t>
+            </w:r>
+          </w:p>
+        </w:tc>
+        <w:tc>
+          <w:tcPr>
+            <w:tcW w:w="9267" w:type="dxa"/>
+            <w:tcBorders>
+              <w:top w:val="single" w:sz="2" w:space="0" w:color="CCCCCC"/>
+              <w:left w:val="single" w:sz="2" w:space="0" w:color="CCCCCC"/>
+              <w:bottom w:val="single" w:sz="2" w:space="0" w:color="CCCCCC"/>
+              <w:right w:val="single" w:sz="2" w:space="0" w:color="CCCCCC"/>
+            </w:tcBorders>
+            <w:shd w:val="clear" w:color="auto" w:fill="1F4E79"/>
+            <w:tcMar>
+              <w:top w:w="80" w:type="dxa"/>
+              <w:left w:w="120" w:type="dxa"/>
+              <w:bottom w:w="80" w:type="dxa"/>
+              <w:right w:w="120" w:type="dxa"/>
+            </w:tcMar>
+            <w:vAlign w:val="center"/>
+            <w:hideMark/>
+          </w:tcPr>
+          <w:p>
+            <w:pPr>
+              <w:rPr>
+                <w:rFonts w:ascii="Arial" w:eastAsia="Arial" w:hAnsi="Arial" w:cs="Arial"/>
+                <w:b/>
+                <w:bCs/>
+                <w:color w:val="FFFFFF"/>
+              </w:rPr>
+            </w:pPr>
+            <w:r>
+              <w:rPr>
+                <w:rFonts w:ascii="Arial" w:eastAsia="Arial" w:hAnsi="Arial" w:cs="Arial"/>
+                <w:b/>
+                <w:bCs/>
+                <w:color w:val="FFFFFF"/>
+              </w:rPr>
+              <w:t>Responsibilities</w:t>
+            </w:r>
+          </w:p>
+        </w:tc>
+      </w:tr>
+      <w:tr>
+        <w:tc>
+          <w:tcPr>
+            <w:tcW w:w="1527" w:type="dxa"/>
+            <w:tcBorders>
+              <w:top w:val="single" w:sz="2" w:space="0" w:color="CCCCCC"/>
+              <w:left w:val="single" w:sz="2" w:space="0" w:color="CCCCCC"/>
+              <w:bottom w:val="single" w:sz="2" w:space="0" w:color="CCCCCC"/>
+              <w:right w:val="single" w:sz="2" w:space="0" w:color="CCCCCC"/>
+            </w:tcBorders>
+            <w:shd w:val="clear" w:color="auto" w:fill="FFFFFF"/>
+            <w:tcMar>
+              <w:top w:w="80" w:type="dxa"/>
+              <w:left w:w="120" w:type="dxa"/>
+              <w:bottom w:w="80" w:type="dxa"/>
+              <w:right w:w="120" w:type="dxa"/>
+            </w:tcMar>
+            <w:hideMark/>
+          </w:tcPr>
+          <w:p>
+            <w:pPr>
+              <w:widowControl/>
+              <w:spacing w:before="40" w:after="40" w:line="240" w:lineRule="auto"/>
+              <w:rPr>
+                <w:rFonts w:ascii="Arial" w:eastAsia="Arial" w:hAnsi="Arial" w:cs="Arial"/>
+                <w:sz w:val="22"/>
+                <w:szCs w:val="22"/>
+              </w:rPr>
+            </w:pPr>
+            <w:r>
+              <w:rPr>
+                <w:rFonts w:ascii="Arial" w:eastAsia="Arial" w:hAnsi="Arial" w:cs="Arial"/>
+                <w:sz w:val="22"/>
+                <w:szCs w:val="22"/>
+              </w:rPr>
+              <w:t xml:space="preserve">QA Lead </w:t>
+            </w:r>
+          </w:p>
+        </w:tc>
+        <w:tc>
+          <w:tcPr>
+            <w:tcW w:w="9267" w:type="dxa"/>
+            <w:tcBorders>
+              <w:top w:val="single" w:sz="2" w:space="0" w:color="CCCCCC"/>
+              <w:left w:val="single" w:sz="2" w:space="0" w:color="CCCCCC"/>
+              <w:bottom w:val="single" w:sz="2" w:space="0" w:color="CCCCCC"/>
+              <w:right w:val="single" w:sz="2" w:space="0" w:color="CCCCCC"/>
+            </w:tcBorders>
+            <w:shd w:val="clear" w:color="auto" w:fill="FFFFFF"/>
+            <w:tcMar>
+              <w:top w:w="80" w:type="dxa"/>
+              <w:left w:w="120" w:type="dxa"/>
+              <w:bottom w:w="80" w:type="dxa"/>
+              <w:right w:w="120" w:type="dxa"/>
+            </w:tcMar>
+            <w:hideMark/>
+          </w:tcPr>
+          <w:p>
+            <w:pPr>
+              <w:widowControl/>
+              <w:spacing w:before="40" w:after="40" w:line="240" w:lineRule="auto"/>
+              <w:rPr>
+                <w:rFonts w:ascii="Arial" w:eastAsia="Arial" w:hAnsi="Arial" w:cs="Arial"/>
+                <w:sz w:val="22"/>
+                <w:szCs w:val="22"/>
+              </w:rPr>
+            </w:pPr>
+            <w:r>
+              <w:rPr>
+                <w:rFonts w:ascii="Arial" w:eastAsia="Arial" w:hAnsi="Arial" w:cs="Arial"/>
+                <w:sz w:val="22"/>
+                <w:szCs w:val="22"/>
+              </w:rPr>
+              <w:t>Owns the test strategy and plan; coordinates testing activities across all three dashboards; tracks entry/exit criteria; reports test status, risks, and defects to project management.</w:t>
+            </w:r>
+          </w:p>
+        </w:tc>
+      </w:tr>
+      <w:tr>
+        <w:tc>
+          <w:tcPr>
+            <w:tcW w:w="1527" w:type="dxa"/>
+            <w:tcBorders>
+              <w:top w:val="single" w:sz="2" w:space="0" w:color="CCCCCC"/>
+              <w:left w:val="single" w:sz="2" w:space="0" w:color="CCCCCC"/>
+              <w:bottom w:val="single" w:sz="2" w:space="0" w:color="CCCCCC"/>
+              <w:right w:val="single" w:sz="2" w:space="0" w:color="CCCCCC"/>
+            </w:tcBorders>
+            <w:shd w:val="clear" w:color="auto" w:fill="F2F2F2"/>
+            <w:tcMar>
+              <w:top w:w="80" w:type="dxa"/>
+              <w:left w:w="120" w:type="dxa"/>
+              <w:bottom w:w="80" w:type="dxa"/>
+              <w:right w:w="120" w:type="dxa"/>
+            </w:tcMar>
+            <w:hideMark/>
+          </w:tcPr>
+          <w:p>
+            <w:pPr>
+              <w:widowControl/>
+              <w:spacing w:before="40" w:after="40" w:line="240" w:lineRule="auto"/>
+              <w:rPr>
+                <w:rFonts w:ascii="Arial" w:eastAsia="Arial" w:hAnsi="Arial" w:cs="Arial"/>
+                <w:sz w:val="22"/>
+                <w:szCs w:val="22"/>
+              </w:rPr>
+            </w:pPr>
+            <w:r>
+              <w:rPr>
+                <w:rFonts w:ascii="Arial" w:eastAsia="Arial" w:hAnsi="Arial" w:cs="Arial"/>
+                <w:sz w:val="22"/>
+                <w:szCs w:val="22"/>
+              </w:rPr>
+              <w:t xml:space="preserve">QA Engineer </w:t>
+            </w:r>
+          </w:p>
+        </w:tc>
+        <w:tc>
+          <w:tcPr>
+            <w:tcW w:w="9267" w:type="dxa"/>
+            <w:tcBorders>
+              <w:top w:val="single" w:sz="2" w:space="0" w:color="CCCCCC"/>
+              <w:left w:val="single" w:sz="2" w:space="0" w:color="CCCCCC"/>
+              <w:bottom w:val="single" w:sz="2" w:space="0" w:color="CCCCCC"/>
+              <w:right w:val="single" w:sz="2" w:space="0" w:color="CCCCCC"/>
+            </w:tcBorders>
+            <w:shd w:val="clear" w:color="auto" w:fill="F2F2F2"/>
+            <w:tcMar>
+              <w:top w:w="80" w:type="dxa"/>
+              <w:left w:w="120" w:type="dxa"/>
+              <w:bottom w:w="80" w:type="dxa"/>
+              <w:right w:w="120" w:type="dxa"/>
+            </w:tcMar>
+            <w:hideMark/>
+          </w:tcPr>
+          <w:p>
+            <w:pPr>
+              <w:widowControl/>
+              <w:spacing w:before="40" w:after="40" w:line="240" w:lineRule="auto"/>
+              <w:rPr>
+                <w:rFonts w:ascii="Arial" w:eastAsia="Arial" w:hAnsi="Arial" w:cs="Arial"/>
+                <w:sz w:val="22"/>
+                <w:szCs w:val="22"/>
+              </w:rPr>
+            </w:pPr>
+            <w:r>
+              <w:rPr>
+                <w:rFonts w:ascii="Arial" w:eastAsia="Arial" w:hAnsi="Arial" w:cs="Arial"/>
+                <w:sz w:val="22"/>
+                <w:szCs w:val="22"/>
+              </w:rPr>
+              <w:t>Designs and executes test cases (data validation, functional, GUI, security, performance, regression); logs and retests defects; maintains the Power BI Dashboards CheckList.</w:t>
+            </w:r>
+          </w:p>
+        </w:tc>
+      </w:tr>
+      <w:tr>
+        <w:tc>
+          <w:tcPr>
+            <w:tcW w:w="1527" w:type="dxa"/>
+            <w:tcBorders>
+              <w:top w:val="single" w:sz="2" w:space="0" w:color="CCCCCC"/>
+              <w:left w:val="single" w:sz="2" w:space="0" w:color="CCCCCC"/>
+              <w:bottom w:val="single" w:sz="2" w:space="0" w:color="CCCCCC"/>
+              <w:right w:val="single" w:sz="2" w:space="0" w:color="CCCCCC"/>
+            </w:tcBorders>
+            <w:shd w:val="clear" w:color="auto" w:fill="FFFFFF"/>
+            <w:tcMar>
+              <w:top w:w="80" w:type="dxa"/>
+              <w:left w:w="120" w:type="dxa"/>
+              <w:bottom w:w="80" w:type="dxa"/>
+              <w:right w:w="120" w:type="dxa"/>
+            </w:tcMar>
+            <w:hideMark/>
+          </w:tcPr>
+          <w:p>
+            <w:pPr>
+              <w:widowControl/>
+              <w:spacing w:before="40" w:after="40" w:line="240" w:lineRule="auto"/>
+              <w:rPr>
+                <w:rFonts w:ascii="Arial" w:eastAsia="Arial" w:hAnsi="Arial" w:cs="Arial"/>
+                <w:sz w:val="22"/>
+                <w:szCs w:val="22"/>
+              </w:rPr>
+            </w:pPr>
+            <w:r>
+              <w:rPr>
+                <w:rFonts w:ascii="Arial" w:eastAsia="Arial" w:hAnsi="Arial" w:cs="Arial"/>
+                <w:sz w:val="22"/>
+                <w:szCs w:val="22"/>
+              </w:rPr>
+              <w:t>Data Engineer</w:t>
+            </w:r>
+          </w:p>
+        </w:tc>
+        <w:tc>
+          <w:tcPr>
+            <w:tcW w:w="9267" w:type="dxa"/>
+            <w:tcBorders>
+              <w:top w:val="single" w:sz="2" w:space="0" w:color="CCCCCC"/>
+              <w:left w:val="single" w:sz="2" w:space="0" w:color="CCCCCC"/>
+              <w:bottom w:val="single" w:sz="2" w:space="0" w:color="CCCCCC"/>
+              <w:right w:val="single" w:sz="2" w:space="0" w:color="CCCCCC"/>
+            </w:tcBorders>
+            <w:shd w:val="clear" w:color="auto" w:fill="FFFFFF"/>
+            <w:tcMar>
+              <w:top w:w="80" w:type="dxa"/>
+              <w:left w:w="120" w:type="dxa"/>
+              <w:bottom w:w="80" w:type="dxa"/>
+              <w:right w:w="120" w:type="dxa"/>
+            </w:tcMar>
+            <w:hideMark/>
+          </w:tcPr>
+          <w:p>
+            <w:pPr>
+              <w:widowControl/>
+              <w:spacing w:before="40" w:after="40" w:line="240" w:lineRule="auto"/>
+              <w:rPr>
+                <w:rFonts w:ascii="Arial" w:eastAsia="Arial" w:hAnsi="Arial" w:cs="Arial"/>
+                <w:sz w:val="22"/>
+                <w:szCs w:val="22"/>
+              </w:rPr>
+            </w:pPr>
+            <w:r>
+              <w:rPr>
+                <w:rFonts w:ascii="Arial" w:eastAsia="Arial" w:hAnsi="Arial" w:cs="Arial"/>
+                <w:sz w:val="22"/>
+                <w:szCs w:val="22"/>
+              </w:rPr>
+              <w:t>Supports test data preparation; investigates and resolves data and ETL pipeline defects; provides source-to-target mapping documentation.</w:t>
+            </w:r>
+          </w:p>
+        </w:tc>
+      </w:tr>
+      <w:tr>
+        <w:tc>
+          <w:tcPr>
+            <w:tcW w:w="1527" w:type="dxa"/>
+            <w:tcBorders>
+              <w:top w:val="single" w:sz="2" w:space="0" w:color="CCCCCC"/>
+              <w:left w:val="single" w:sz="2" w:space="0" w:color="CCCCCC"/>
+              <w:bottom w:val="single" w:sz="2" w:space="0" w:color="CCCCCC"/>
+              <w:right w:val="single" w:sz="2" w:space="0" w:color="CCCCCC"/>
+            </w:tcBorders>
+            <w:shd w:val="clear" w:color="auto" w:fill="F2F2F2"/>
+            <w:tcMar>
+              <w:top w:w="80" w:type="dxa"/>
+              <w:left w:w="120" w:type="dxa"/>
+              <w:bottom w:w="80" w:type="dxa"/>
+              <w:right w:w="120" w:type="dxa"/>
+            </w:tcMar>
+            <w:hideMark/>
+          </w:tcPr>
+          <w:p>
+            <w:pPr>
+              <w:widowControl/>
+              <w:spacing w:before="40" w:after="40" w:line="240" w:lineRule="auto"/>
+              <w:rPr>
+                <w:rFonts w:ascii="Arial" w:eastAsia="Arial" w:hAnsi="Arial" w:cs="Arial"/>
+                <w:sz w:val="22"/>
+                <w:szCs w:val="22"/>
+              </w:rPr>
+            </w:pPr>
+            <w:r>
+              <w:rPr>
+                <w:rFonts w:ascii="Arial" w:eastAsia="Arial" w:hAnsi="Arial" w:cs="Arial"/>
+                <w:sz w:val="22"/>
+                <w:szCs w:val="22"/>
+              </w:rPr>
+              <w:t>Power BI Developer</w:t>
+            </w:r>
+          </w:p>
+        </w:tc>
+        <w:tc>
+          <w:tcPr>
+            <w:tcW w:w="9267" w:type="dxa"/>
+            <w:tcBorders>
+              <w:top w:val="single" w:sz="2" w:space="0" w:color="CCCCCC"/>
+              <w:left w:val="single" w:sz="2" w:space="0" w:color="CCCCCC"/>
+              <w:bottom w:val="single" w:sz="2" w:space="0" w:color="CCCCCC"/>
+              <w:right w:val="single" w:sz="2" w:space="0" w:color="CCCCCC"/>
+            </w:tcBorders>
+            <w:shd w:val="clear" w:color="auto" w:fill="F2F2F2"/>
+            <w:tcMar>
+              <w:top w:w="80" w:type="dxa"/>
+              <w:left w:w="120" w:type="dxa"/>
+              <w:bottom w:w="80" w:type="dxa"/>
+              <w:right w:w="120" w:type="dxa"/>
+            </w:tcMar>
+            <w:hideMark/>
+          </w:tcPr>
+          <w:p>
+            <w:pPr>
+              <w:widowControl/>
+              <w:spacing w:before="40" w:after="40" w:line="240" w:lineRule="auto"/>
+              <w:rPr>
+                <w:rFonts w:ascii="Arial" w:eastAsia="Arial" w:hAnsi="Arial" w:cs="Arial"/>
+                <w:sz w:val="22"/>
+                <w:szCs w:val="22"/>
+              </w:rPr>
+            </w:pPr>
+            <w:r>
+              <w:rPr>
+                <w:rFonts w:ascii="Arial" w:eastAsia="Arial" w:hAnsi="Arial" w:cs="Arial"/>
+                <w:sz w:val="22"/>
+                <w:szCs w:val="22"/>
+              </w:rPr>
+              <w:t>Investigates and resolves report-level defects (DAX measures, visuals, RLS configuration); supports technical root-cause analysis.</w:t>
+            </w:r>
+          </w:p>
+        </w:tc>
+      </w:tr>
+      <w:tr>
+        <w:tc>
+          <w:tcPr>
+            <w:tcW w:w="1527" w:type="dxa"/>
+            <w:tcBorders>
+              <w:top w:val="single" w:sz="2" w:space="0" w:color="CCCCCC"/>
+              <w:left w:val="single" w:sz="2" w:space="0" w:color="CCCCCC"/>
+              <w:bottom w:val="single" w:sz="2" w:space="0" w:color="CCCCCC"/>
+              <w:right w:val="single" w:sz="2" w:space="0" w:color="CCCCCC"/>
+            </w:tcBorders>
+            <w:shd w:val="clear" w:color="auto" w:fill="FFFFFF"/>
+            <w:tcMar>
+              <w:top w:w="80" w:type="dxa"/>
+              <w:left w:w="120" w:type="dxa"/>
+              <w:bottom w:w="80" w:type="dxa"/>
+              <w:right w:w="120" w:type="dxa"/>
+            </w:tcMar>
+            <w:hideMark/>
+          </w:tcPr>
+          <w:p>
+            <w:pPr>
+              <w:widowControl/>
+              <w:spacing w:before="40" w:after="40" w:line="240" w:lineRule="auto"/>
+              <w:rPr>
+                <w:rFonts w:ascii="Arial" w:eastAsia="Arial" w:hAnsi="Arial" w:cs="Arial"/>
+                <w:sz w:val="22"/>
+                <w:szCs w:val="22"/>
+              </w:rPr>
+            </w:pPr>
+            <w:r>
+              <w:rPr>
+                <w:rFonts w:ascii="Arial" w:eastAsia="Arial" w:hAnsi="Arial" w:cs="Arial"/>
+                <w:sz w:val="22"/>
+                <w:szCs w:val="22"/>
+              </w:rPr>
+              <w:t xml:space="preserve">Business Analyst </w:t>
+            </w:r>
+          </w:p>
+        </w:tc>
+        <w:tc>
+          <w:tcPr>
+            <w:tcW w:w="9267" w:type="dxa"/>
+            <w:tcBorders>
+              <w:top w:val="single" w:sz="2" w:space="0" w:color="CCCCCC"/>
+              <w:left w:val="single" w:sz="2" w:space="0" w:color="CCCCCC"/>
+              <w:bottom w:val="single" w:sz="2" w:space="0" w:color="CCCCCC"/>
+              <w:right w:val="single" w:sz="2" w:space="0" w:color="CCCCCC"/>
+            </w:tcBorders>
+            <w:shd w:val="clear" w:color="auto" w:fill="FFFFFF"/>
+            <w:tcMar>
+              <w:top w:w="80" w:type="dxa"/>
+              <w:left w:w="120" w:type="dxa"/>
+              <w:bottom w:w="80" w:type="dxa"/>
+              <w:right w:w="120" w:type="dxa"/>
+            </w:tcMar>
+            <w:hideMark/>
+          </w:tcPr>
+          <w:p>
+            <w:pPr>
+              <w:widowControl/>
+              <w:spacing w:before="40" w:after="40" w:line="240" w:lineRule="auto"/>
+              <w:rPr>
+                <w:rFonts w:ascii="Arial" w:eastAsia="Arial" w:hAnsi="Arial" w:cs="Arial"/>
+                <w:sz w:val="22"/>
+                <w:szCs w:val="22"/>
+              </w:rPr>
+            </w:pPr>
+            <w:r>
+              <w:rPr>
+                <w:rFonts w:ascii="Arial" w:eastAsia="Arial" w:hAnsi="Arial" w:cs="Arial"/>
+                <w:sz w:val="22"/>
+                <w:szCs w:val="22"/>
+              </w:rPr>
+              <w:t>Defines and approves business requirements and KPI definitions; clarifies acceptance criteria; supports UAT scenario design.</w:t>
+            </w:r>
+          </w:p>
+        </w:tc>
+      </w:tr>
+      <w:tr>
+        <w:tc>
+          <w:tcPr>
+            <w:tcW w:w="1527" w:type="dxa"/>
+            <w:tcBorders>
+              <w:top w:val="single" w:sz="2" w:space="0" w:color="CCCCCC"/>
+              <w:left w:val="single" w:sz="2" w:space="0" w:color="CCCCCC"/>
+              <w:bottom w:val="single" w:sz="2" w:space="0" w:color="CCCCCC"/>
+              <w:right w:val="single" w:sz="2" w:space="0" w:color="CCCCCC"/>
+            </w:tcBorders>
+            <w:shd w:val="clear" w:color="auto" w:fill="FFFFFF"/>
+            <w:tcMar>
+              <w:top w:w="80" w:type="dxa"/>
+              <w:left w:w="120" w:type="dxa"/>
+              <w:bottom w:w="80" w:type="dxa"/>
+              <w:right w:w="120" w:type="dxa"/>
+            </w:tcMar>
+            <w:hideMark/>
+          </w:tcPr>
+          <w:p>
+            <w:pPr>
+              <w:widowControl/>
+              <w:spacing w:before="40" w:after="40" w:line="240" w:lineRule="auto"/>
+              <w:rPr>
+                <w:rFonts w:ascii="Arial" w:eastAsia="Arial" w:hAnsi="Arial" w:cs="Arial"/>
+                <w:sz w:val="22"/>
+                <w:szCs w:val="22"/>
+              </w:rPr>
+            </w:pPr>
+            <w:r>
+              <w:rPr>
+                <w:rFonts w:ascii="Arial" w:eastAsia="Arial" w:hAnsi="Arial" w:cs="Arial"/>
+                <w:sz w:val="22"/>
+                <w:szCs w:val="22"/>
+              </w:rPr>
+              <w:t>Project Manager</w:t>
+            </w:r>
+          </w:p>
+        </w:tc>
+        <w:tc>
+          <w:tcPr>
+            <w:tcW w:w="9267" w:type="dxa"/>
+            <w:tcBorders>
+              <w:top w:val="single" w:sz="2" w:space="0" w:color="CCCCCC"/>
+              <w:left w:val="single" w:sz="2" w:space="0" w:color="CCCCCC"/>
+              <w:bottom w:val="single" w:sz="2" w:space="0" w:color="CCCCCC"/>
+              <w:right w:val="single" w:sz="2" w:space="0" w:color="CCCCCC"/>
+            </w:tcBorders>
+            <w:shd w:val="clear" w:color="auto" w:fill="FFFFFF"/>
+            <w:tcMar>
+              <w:top w:w="80" w:type="dxa"/>
+              <w:left w:w="120" w:type="dxa"/>
+              <w:bottom w:w="80" w:type="dxa"/>
+              <w:right w:w="120" w:type="dxa"/>
+            </w:tcMar>
+            <w:hideMark/>
+          </w:tcPr>
+          <w:p>
+            <w:pPr>
+              <w:widowControl/>
+              <w:spacing w:before="40" w:after="40" w:line="240" w:lineRule="auto"/>
+              <w:rPr>
+                <w:rFonts w:ascii="Arial" w:eastAsia="Arial" w:hAnsi="Arial" w:cs="Arial"/>
+                <w:sz w:val="22"/>
+                <w:szCs w:val="22"/>
+              </w:rPr>
+            </w:pPr>
+            <w:r>
+              <w:rPr>
+                <w:rFonts w:ascii="Arial" w:eastAsia="Arial" w:hAnsi="Arial" w:cs="Arial"/>
+                <w:sz w:val="22"/>
+                <w:szCs w:val="22"/>
+              </w:rPr>
+              <w:t>Tracks scope, schedule, and risks; removes blockers; approves entry/exit criteria and the final test summary report.</w:t>
+            </w:r>
+          </w:p>
+        </w:tc>
+      </w:tr>
+    </w:tbl>
+    <w:p>
+      <w:pPr>
+        <w:pStyle w:val="ListParagraph"/>
+        <w:widowControl/>
+        <w:spacing w:before="40" w:after="40" w:line="240" w:lineRule="auto"/>
+        <w:contextualSpacing w:val="0"/>
+        <w:rPr>
+          <w:rFonts w:ascii="Arial" w:eastAsia="Arial" w:hAnsi="Arial" w:cs="Arial"/>
+          <w:sz w:val="22"/>
+          <w:szCs w:val="22"/>
+          <w:lang w:val="ru-RU"/>
+        </w:rPr>
+      </w:pPr>
+    </w:p>
+    <w:p>
+      <w:pPr>
+        <w:pStyle w:val="Heading1"/>
+        <w:rPr>
+          <w:rFonts w:ascii="Arial" w:eastAsia="Arial" w:hAnsi="Arial" w:cs="Arial"/>
+          <w:b/>
+          <w:bCs/>
+          <w:color w:val="1F4E79"/>
+          <w:sz w:val="32"/>
+          <w:szCs w:val="32"/>
+          <w:lang w:val="ru-RU"/>
+        </w:rPr>
+      </w:pPr>
+      <w:r>
+        <w:rPr>
+          <w:rFonts w:ascii="Arial" w:eastAsia="Arial" w:hAnsi="Arial" w:cs="Arial"/>
+          <w:b/>
+          <w:bCs/>
+          <w:color w:val="1F4E79"/>
+          <w:sz w:val="32"/>
+          <w:szCs w:val="32"/>
+        </w:rPr>
+        <w:t>3</w:t>
+      </w:r>
+      <w:r>
+        <w:rPr>
+          <w:rFonts w:ascii="Arial" w:eastAsia="Arial" w:hAnsi="Arial" w:cs="Arial"/>
+          <w:b/>
+          <w:bCs/>
+          <w:color w:val="1F4E79"/>
+          <w:sz w:val="32"/>
+          <w:szCs w:val="32"/>
+        </w:rPr>
+        <w:t>. Tools and Test Environment</w:t>
+      </w:r>
+    </w:p>
+    <w:p>
+      <w:pPr>
+        <w:rPr>
+          <w:rFonts w:ascii="Arial" w:eastAsia="Arial" w:hAnsi="Arial" w:cs="Arial"/>
+          <w:sz w:val="22"/>
+          <w:szCs w:val="22"/>
+        </w:rPr>
+      </w:pPr>
+      <w:r>
+        <w:rPr>
+          <w:rFonts w:ascii="Arial" w:eastAsia="Arial" w:hAnsi="Arial" w:cs="Arial"/>
+          <w:sz w:val="22"/>
+          <w:szCs w:val="22"/>
+        </w:rPr>
+        <w:t>The following tools and technologies are planned to support the testing activities:</w:t>
+      </w:r>
+    </w:p>
+    <w:tbl>
+      <w:tblPr>
+        <w:tblW w:w="10838" w:type="dxa"/>
+        <w:tblBorders>
+          <w:top w:val="single" w:sz="4" w:space="0" w:color="auto"/>
+          <w:left w:val="single" w:sz="4" w:space="0" w:color="auto"/>
+          <w:bottom w:val="single" w:sz="4" w:space="0" w:color="auto"/>
+          <w:right w:val="single" w:sz="4" w:space="0" w:color="auto"/>
+          <w:insideH w:val="single" w:sz="4" w:space="0" w:color="auto"/>
+          <w:insideV w:val="single" w:sz="4" w:space="0" w:color="auto"/>
+        </w:tblBorders>
+        <w:tblCellMar>
+          <w:left w:w="10" w:type="dxa"/>
+          <w:right w:w="10" w:type="dxa"/>
+        </w:tblCellMar>
+        <w:tblLook w:val="04A0" w:firstRow="1" w:lastRow="0" w:firstColumn="1" w:lastColumn="0" w:noHBand="0" w:noVBand="1"/>
+      </w:tblPr>
+      <w:tblGrid>
+        <w:gridCol w:w="3459"/>
+        <w:gridCol w:w="7379"/>
+      </w:tblGrid>
+      <w:tr>
+        <w:trPr>
+          <w:trHeight w:val="244"/>
+          <w:tblHeader/>
+        </w:trPr>
+        <w:tc>
+          <w:tcPr>
+            <w:tcW w:w="3459" w:type="dxa"/>
+            <w:tcBorders>
+              <w:top w:val="single" w:sz="2" w:space="0" w:color="CCCCCC"/>
+              <w:left w:val="single" w:sz="2" w:space="0" w:color="CCCCCC"/>
+              <w:bottom w:val="single" w:sz="2" w:space="0" w:color="CCCCCC"/>
+              <w:right w:val="single" w:sz="2" w:space="0" w:color="CCCCCC"/>
+            </w:tcBorders>
+            <w:shd w:val="clear" w:color="auto" w:fill="1F4E79"/>
+            <w:tcMar>
+              <w:top w:w="80" w:type="dxa"/>
+              <w:left w:w="120" w:type="dxa"/>
+              <w:bottom w:w="80" w:type="dxa"/>
+              <w:right w:w="120" w:type="dxa"/>
+            </w:tcMar>
+            <w:vAlign w:val="center"/>
+            <w:hideMark/>
+          </w:tcPr>
+          <w:p>
+            <w:pPr>
+              <w:rPr>
+                <w:rFonts w:ascii="Arial" w:eastAsia="Arial" w:hAnsi="Arial" w:cs="Arial"/>
+                <w:b/>
+                <w:bCs/>
+                <w:color w:val="FFFFFF"/>
+              </w:rPr>
+            </w:pPr>
+            <w:r>
+              <w:rPr>
+                <w:rFonts w:ascii="Arial" w:eastAsia="Arial" w:hAnsi="Arial" w:cs="Arial"/>
+                <w:b/>
+                <w:bCs/>
+                <w:color w:val="FFFFFF"/>
+              </w:rPr>
+              <w:t>Tool / Technology</w:t>
+            </w:r>
+          </w:p>
+        </w:tc>
+        <w:tc>
+          <w:tcPr>
+            <w:tcW w:w="7379" w:type="dxa"/>
+            <w:tcBorders>
+              <w:top w:val="single" w:sz="2" w:space="0" w:color="CCCCCC"/>
+              <w:left w:val="single" w:sz="2" w:space="0" w:color="CCCCCC"/>
+              <w:bottom w:val="single" w:sz="2" w:space="0" w:color="CCCCCC"/>
+              <w:right w:val="single" w:sz="2" w:space="0" w:color="CCCCCC"/>
+            </w:tcBorders>
+            <w:shd w:val="clear" w:color="auto" w:fill="1F4E79"/>
+            <w:tcMar>
+              <w:top w:w="80" w:type="dxa"/>
+              <w:left w:w="120" w:type="dxa"/>
+              <w:bottom w:w="80" w:type="dxa"/>
+              <w:right w:w="120" w:type="dxa"/>
+            </w:tcMar>
+            <w:vAlign w:val="center"/>
+            <w:hideMark/>
+          </w:tcPr>
+          <w:p>
+            <w:pPr>
+              <w:rPr>
+                <w:rFonts w:ascii="Arial" w:eastAsia="Arial" w:hAnsi="Arial" w:cs="Arial"/>
+                <w:b/>
+                <w:bCs/>
+                <w:color w:val="FFFFFF"/>
+              </w:rPr>
+            </w:pPr>
+            <w:r>
+              <w:rPr>
+                <w:rFonts w:ascii="Arial" w:eastAsia="Arial" w:hAnsi="Arial" w:cs="Arial"/>
+                <w:b/>
+                <w:bCs/>
+                <w:color w:val="FFFFFF"/>
+              </w:rPr>
+              <w:t>Purpose</w:t>
+            </w:r>
+          </w:p>
+        </w:tc>
+      </w:tr>
+      <w:tr>
+        <w:trPr>
+          <w:trHeight w:val="769"/>
+        </w:trPr>
+        <w:tc>
+          <w:tcPr>
+            <w:tcW w:w="3459" w:type="dxa"/>
+            <w:tcBorders>
+              <w:top w:val="single" w:sz="2" w:space="0" w:color="CCCCCC"/>
+              <w:left w:val="single" w:sz="2" w:space="0" w:color="CCCCCC"/>
+              <w:bottom w:val="single" w:sz="2" w:space="0" w:color="CCCCCC"/>
+              <w:right w:val="single" w:sz="2" w:space="0" w:color="CCCCCC"/>
+            </w:tcBorders>
+            <w:shd w:val="clear" w:color="auto" w:fill="FFFFFF"/>
+            <w:tcMar>
+              <w:top w:w="80" w:type="dxa"/>
+              <w:left w:w="120" w:type="dxa"/>
+              <w:bottom w:w="80" w:type="dxa"/>
+              <w:right w:w="120" w:type="dxa"/>
+            </w:tcMar>
+            <w:hideMark/>
+          </w:tcPr>
+          <w:p>
+            <w:pPr>
+              <w:rPr>
+                <w:rFonts w:ascii="Arial" w:eastAsia="Arial" w:hAnsi="Arial" w:cs="Arial"/>
+                <w:sz w:val="22"/>
+                <w:szCs w:val="22"/>
+              </w:rPr>
+            </w:pPr>
+            <w:r>
+              <w:rPr>
+                <w:rFonts w:ascii="Arial" w:eastAsia="Arial" w:hAnsi="Arial" w:cs="Arial"/>
+                <w:sz w:val="22"/>
+                <w:szCs w:val="22"/>
+              </w:rPr>
+              <w:t>DBeaver</w:t>
+            </w:r>
+          </w:p>
+        </w:tc>
+        <w:tc>
+          <w:tcPr>
+            <w:tcW w:w="7379" w:type="dxa"/>
+            <w:tcBorders>
+              <w:top w:val="single" w:sz="2" w:space="0" w:color="CCCCCC"/>
+              <w:left w:val="single" w:sz="2" w:space="0" w:color="CCCCCC"/>
+              <w:bottom w:val="single" w:sz="2" w:space="0" w:color="CCCCCC"/>
+              <w:right w:val="single" w:sz="2" w:space="0" w:color="CCCCCC"/>
+            </w:tcBorders>
+            <w:shd w:val="clear" w:color="auto" w:fill="FFFFFF"/>
+            <w:tcMar>
+              <w:top w:w="80" w:type="dxa"/>
+              <w:left w:w="120" w:type="dxa"/>
+              <w:bottom w:w="80" w:type="dxa"/>
+              <w:right w:w="120" w:type="dxa"/>
+            </w:tcMar>
+            <w:hideMark/>
+          </w:tcPr>
+          <w:p>
+            <w:pPr>
+              <w:rPr>
+                <w:rFonts w:ascii="Arial" w:eastAsia="Arial" w:hAnsi="Arial" w:cs="Arial"/>
+                <w:sz w:val="22"/>
+                <w:szCs w:val="22"/>
+              </w:rPr>
+            </w:pPr>
+            <w:r>
+              <w:rPr>
+                <w:rFonts w:ascii="Arial" w:eastAsia="Arial" w:hAnsi="Arial" w:cs="Arial"/>
+                <w:sz w:val="22"/>
+                <w:szCs w:val="22"/>
+              </w:rPr>
+              <w:t>Execute SQL validation scripts against the EDW for completeness, accuracy, and consistency checks</w:t>
+            </w:r>
+          </w:p>
+        </w:tc>
+      </w:tr>
+      <w:tr>
+        <w:trPr>
+          <w:trHeight w:val="513"/>
+        </w:trPr>
+        <w:tc>
+          <w:tcPr>
+            <w:tcW w:w="3459" w:type="dxa"/>
+            <w:tcBorders>
+              <w:top w:val="single" w:sz="2" w:space="0" w:color="CCCCCC"/>
+              <w:left w:val="single" w:sz="2" w:space="0" w:color="CCCCCC"/>
+              <w:bottom w:val="single" w:sz="2" w:space="0" w:color="CCCCCC"/>
+              <w:right w:val="single" w:sz="2" w:space="0" w:color="CCCCCC"/>
+            </w:tcBorders>
+            <w:shd w:val="clear" w:color="auto" w:fill="F2F2F2"/>
+            <w:tcMar>
+              <w:top w:w="80" w:type="dxa"/>
+              <w:left w:w="120" w:type="dxa"/>
+              <w:bottom w:w="80" w:type="dxa"/>
+              <w:right w:w="120" w:type="dxa"/>
+            </w:tcMar>
+            <w:hideMark/>
+          </w:tcPr>
+          <w:p>
+            <w:pPr>
+              <w:rPr>
+                <w:rFonts w:ascii="Arial" w:eastAsia="Arial" w:hAnsi="Arial" w:cs="Arial"/>
+                <w:sz w:val="22"/>
+                <w:szCs w:val="22"/>
+              </w:rPr>
+            </w:pPr>
+            <w:r>
+              <w:rPr>
+                <w:rFonts w:ascii="Arial" w:eastAsia="Arial" w:hAnsi="Arial" w:cs="Arial"/>
+                <w:sz w:val="22"/>
+                <w:szCs w:val="22"/>
+              </w:rPr>
+              <w:t>Power BI Desktop</w:t>
+            </w:r>
+          </w:p>
+        </w:tc>
+        <w:tc>
+          <w:tcPr>
+            <w:tcW w:w="7379" w:type="dxa"/>
+            <w:tcBorders>
+              <w:top w:val="single" w:sz="2" w:space="0" w:color="CCCCCC"/>
+              <w:left w:val="single" w:sz="2" w:space="0" w:color="CCCCCC"/>
+              <w:bottom w:val="single" w:sz="2" w:space="0" w:color="CCCCCC"/>
+              <w:right w:val="single" w:sz="2" w:space="0" w:color="CCCCCC"/>
+            </w:tcBorders>
+            <w:shd w:val="clear" w:color="auto" w:fill="F2F2F2"/>
+            <w:tcMar>
+              <w:top w:w="80" w:type="dxa"/>
+              <w:left w:w="120" w:type="dxa"/>
+              <w:bottom w:w="80" w:type="dxa"/>
+              <w:right w:w="120" w:type="dxa"/>
+            </w:tcMar>
+            <w:hideMark/>
+          </w:tcPr>
+          <w:p>
+            <w:pPr>
+              <w:rPr>
+                <w:rFonts w:ascii="Arial" w:eastAsia="Arial" w:hAnsi="Arial" w:cs="Arial"/>
+                <w:sz w:val="22"/>
+                <w:szCs w:val="22"/>
+              </w:rPr>
+            </w:pPr>
+            <w:r>
+              <w:rPr>
+                <w:rFonts w:ascii="Arial" w:eastAsia="Arial" w:hAnsi="Arial" w:cs="Arial"/>
+                <w:sz w:val="22"/>
+                <w:szCs w:val="22"/>
+              </w:rPr>
+              <w:t>Inspect report design, DAX measures, and the underlying data model</w:t>
+            </w:r>
+          </w:p>
+        </w:tc>
+      </w:tr>
+      <w:tr>
+        <w:trPr>
+          <w:trHeight w:val="513"/>
+        </w:trPr>
+        <w:tc>
+          <w:tcPr>
+            <w:tcW w:w="3459" w:type="dxa"/>
+            <w:tcBorders>
+              <w:top w:val="single" w:sz="2" w:space="0" w:color="CCCCCC"/>
+              <w:left w:val="single" w:sz="2" w:space="0" w:color="CCCCCC"/>
+              <w:bottom w:val="single" w:sz="2" w:space="0" w:color="CCCCCC"/>
+              <w:right w:val="single" w:sz="2" w:space="0" w:color="CCCCCC"/>
+            </w:tcBorders>
+            <w:shd w:val="clear" w:color="auto" w:fill="FFFFFF"/>
+            <w:tcMar>
+              <w:top w:w="80" w:type="dxa"/>
+              <w:left w:w="120" w:type="dxa"/>
+              <w:bottom w:w="80" w:type="dxa"/>
+              <w:right w:w="120" w:type="dxa"/>
+            </w:tcMar>
+            <w:hideMark/>
+          </w:tcPr>
+          <w:p>
+            <w:pPr>
+              <w:rPr>
+                <w:rFonts w:ascii="Arial" w:eastAsia="Arial" w:hAnsi="Arial" w:cs="Arial"/>
+                <w:sz w:val="22"/>
+                <w:szCs w:val="22"/>
+              </w:rPr>
+            </w:pPr>
+            <w:r>
+              <w:rPr>
+                <w:rFonts w:ascii="Arial" w:eastAsia="Arial" w:hAnsi="Arial" w:cs="Arial"/>
+                <w:sz w:val="22"/>
+                <w:szCs w:val="22"/>
+              </w:rPr>
+              <w:t>Power BI Service</w:t>
+            </w:r>
+          </w:p>
+        </w:tc>
+        <w:tc>
+          <w:tcPr>
+            <w:tcW w:w="7379" w:type="dxa"/>
+            <w:tcBorders>
+              <w:top w:val="single" w:sz="2" w:space="0" w:color="CCCCCC"/>
+              <w:left w:val="single" w:sz="2" w:space="0" w:color="CCCCCC"/>
+              <w:bottom w:val="single" w:sz="2" w:space="0" w:color="CCCCCC"/>
+              <w:right w:val="single" w:sz="2" w:space="0" w:color="CCCCCC"/>
+            </w:tcBorders>
+            <w:shd w:val="clear" w:color="auto" w:fill="FFFFFF"/>
+            <w:tcMar>
+              <w:top w:w="80" w:type="dxa"/>
+              <w:left w:w="120" w:type="dxa"/>
+              <w:bottom w:w="80" w:type="dxa"/>
+              <w:right w:w="120" w:type="dxa"/>
+            </w:tcMar>
+            <w:hideMark/>
+          </w:tcPr>
+          <w:p>
+            <w:pPr>
+              <w:rPr>
+                <w:rFonts w:ascii="Arial" w:eastAsia="Arial" w:hAnsi="Arial" w:cs="Arial"/>
+                <w:sz w:val="22"/>
+                <w:szCs w:val="22"/>
+              </w:rPr>
+            </w:pPr>
+            <w:r>
+              <w:rPr>
+                <w:rFonts w:ascii="Arial" w:eastAsia="Arial" w:hAnsi="Arial" w:cs="Arial"/>
+                <w:sz w:val="22"/>
+                <w:szCs w:val="22"/>
+              </w:rPr>
+              <w:t>Validate published dashboards, scheduled refresh, RLS, and workspace access permissions</w:t>
+            </w:r>
+          </w:p>
+        </w:tc>
+      </w:tr>
+      <w:tr>
+        <w:trPr>
+          <w:trHeight w:val="500"/>
+        </w:trPr>
+        <w:tc>
+          <w:tcPr>
+            <w:tcW w:w="3459" w:type="dxa"/>
+            <w:tcBorders>
+              <w:top w:val="single" w:sz="2" w:space="0" w:color="CCCCCC"/>
+              <w:left w:val="single" w:sz="2" w:space="0" w:color="CCCCCC"/>
+              <w:bottom w:val="single" w:sz="2" w:space="0" w:color="CCCCCC"/>
+              <w:right w:val="single" w:sz="2" w:space="0" w:color="CCCCCC"/>
+            </w:tcBorders>
+            <w:shd w:val="clear" w:color="auto" w:fill="F2F2F2"/>
+            <w:tcMar>
+              <w:top w:w="80" w:type="dxa"/>
+              <w:left w:w="120" w:type="dxa"/>
+              <w:bottom w:w="80" w:type="dxa"/>
+              <w:right w:w="120" w:type="dxa"/>
+            </w:tcMar>
+            <w:hideMark/>
+          </w:tcPr>
+          <w:p>
+            <w:pPr>
+              <w:rPr>
+                <w:rFonts w:ascii="Arial" w:eastAsia="Arial" w:hAnsi="Arial" w:cs="Arial"/>
+                <w:sz w:val="22"/>
+                <w:szCs w:val="22"/>
+              </w:rPr>
+            </w:pPr>
+            <w:r>
+              <w:rPr>
+                <w:rFonts w:ascii="Arial" w:eastAsia="Arial" w:hAnsi="Arial" w:cs="Arial"/>
+                <w:sz w:val="22"/>
+                <w:szCs w:val="22"/>
+              </w:rPr>
+              <w:t>Jira</w:t>
+            </w:r>
+          </w:p>
+        </w:tc>
+        <w:tc>
+          <w:tcPr>
+            <w:tcW w:w="7379" w:type="dxa"/>
+            <w:tcBorders>
+              <w:top w:val="single" w:sz="2" w:space="0" w:color="CCCCCC"/>
+              <w:left w:val="single" w:sz="2" w:space="0" w:color="CCCCCC"/>
+              <w:bottom w:val="single" w:sz="2" w:space="0" w:color="CCCCCC"/>
+              <w:right w:val="single" w:sz="2" w:space="0" w:color="CCCCCC"/>
+            </w:tcBorders>
+            <w:shd w:val="clear" w:color="auto" w:fill="F2F2F2"/>
+            <w:tcMar>
+              <w:top w:w="80" w:type="dxa"/>
+              <w:left w:w="120" w:type="dxa"/>
+              <w:bottom w:w="80" w:type="dxa"/>
+              <w:right w:w="120" w:type="dxa"/>
+            </w:tcMar>
+            <w:hideMark/>
+          </w:tcPr>
+          <w:p>
+            <w:pPr>
+              <w:rPr>
+                <w:rFonts w:ascii="Arial" w:eastAsia="Arial" w:hAnsi="Arial" w:cs="Arial"/>
+                <w:sz w:val="22"/>
+                <w:szCs w:val="22"/>
+              </w:rPr>
+            </w:pPr>
+            <w:r>
+              <w:rPr>
+                <w:rFonts w:ascii="Arial" w:eastAsia="Arial" w:hAnsi="Arial" w:cs="Arial"/>
+                <w:sz w:val="22"/>
+                <w:szCs w:val="22"/>
+              </w:rPr>
+              <w:t>Test case management and defect tracking (status, severity, and priority workflow)</w:t>
+            </w:r>
+          </w:p>
+        </w:tc>
+      </w:tr>
+      <w:tr>
+        <w:trPr>
+          <w:trHeight w:val="513"/>
+        </w:trPr>
+        <w:tc>
+          <w:tcPr>
+            <w:tcW w:w="3459" w:type="dxa"/>
+            <w:tcBorders>
+              <w:top w:val="single" w:sz="2" w:space="0" w:color="CCCCCC"/>
+              <w:left w:val="single" w:sz="2" w:space="0" w:color="CCCCCC"/>
+              <w:bottom w:val="single" w:sz="2" w:space="0" w:color="CCCCCC"/>
+              <w:right w:val="single" w:sz="2" w:space="0" w:color="CCCCCC"/>
+            </w:tcBorders>
+            <w:shd w:val="clear" w:color="auto" w:fill="FFFFFF"/>
+            <w:tcMar>
+              <w:top w:w="80" w:type="dxa"/>
+              <w:left w:w="120" w:type="dxa"/>
+              <w:bottom w:w="80" w:type="dxa"/>
+              <w:right w:w="120" w:type="dxa"/>
+            </w:tcMar>
+            <w:hideMark/>
+          </w:tcPr>
+          <w:p>
+            <w:pPr>
+              <w:rPr>
+                <w:rFonts w:ascii="Arial" w:eastAsia="Arial" w:hAnsi="Arial" w:cs="Arial"/>
+                <w:sz w:val="22"/>
+                <w:szCs w:val="22"/>
+              </w:rPr>
+            </w:pPr>
+            <w:r>
+              <w:rPr>
+                <w:rFonts w:ascii="Arial" w:eastAsia="Arial" w:hAnsi="Arial" w:cs="Arial"/>
+                <w:sz w:val="22"/>
+                <w:szCs w:val="22"/>
+              </w:rPr>
+              <w:t>TestRail</w:t>
+            </w:r>
+          </w:p>
+        </w:tc>
+        <w:tc>
+          <w:tcPr>
+            <w:tcW w:w="7379" w:type="dxa"/>
+            <w:tcBorders>
+              <w:top w:val="single" w:sz="2" w:space="0" w:color="CCCCCC"/>
+              <w:left w:val="single" w:sz="2" w:space="0" w:color="CCCCCC"/>
+              <w:bottom w:val="single" w:sz="2" w:space="0" w:color="CCCCCC"/>
+              <w:right w:val="single" w:sz="2" w:space="0" w:color="CCCCCC"/>
+            </w:tcBorders>
+            <w:shd w:val="clear" w:color="auto" w:fill="FFFFFF"/>
+            <w:tcMar>
+              <w:top w:w="80" w:type="dxa"/>
+              <w:left w:w="120" w:type="dxa"/>
+              <w:bottom w:w="80" w:type="dxa"/>
+              <w:right w:w="120" w:type="dxa"/>
+            </w:tcMar>
+            <w:hideMark/>
+          </w:tcPr>
+          <w:p>
+            <w:pPr>
+              <w:rPr>
+                <w:rFonts w:ascii="Arial" w:eastAsia="Arial" w:hAnsi="Arial" w:cs="Arial"/>
+                <w:sz w:val="22"/>
+                <w:szCs w:val="22"/>
+              </w:rPr>
+            </w:pPr>
+            <w:r>
+              <w:rPr>
+                <w:rFonts w:ascii="Arial" w:eastAsia="Arial" w:hAnsi="Arial" w:cs="Arial"/>
+                <w:sz w:val="22"/>
+                <w:szCs w:val="22"/>
+              </w:rPr>
+              <w:t>Prepare and maintain test data sets and the Power BI Dashboards CheckList</w:t>
+            </w:r>
+          </w:p>
+        </w:tc>
+      </w:tr>
+    </w:tbl>
+    <w:p/>
+    <w:p>
+      <w:pPr>
+        <w:pStyle w:val="Heading1"/>
+        <w:rPr>
+          <w:rFonts w:ascii="Arial" w:eastAsia="Arial" w:hAnsi="Arial" w:cs="Arial"/>
+          <w:b/>
+          <w:bCs/>
+          <w:color w:val="1F4E79"/>
+          <w:sz w:val="32"/>
+          <w:szCs w:val="32"/>
+        </w:rPr>
+      </w:pPr>
+      <w:r>
+        <w:rPr>
+          <w:rFonts w:ascii="Arial" w:eastAsia="Arial" w:hAnsi="Arial" w:cs="Arial"/>
+          <w:b/>
+          <w:bCs/>
+          <w:color w:val="1F4E79"/>
+          <w:sz w:val="32"/>
+          <w:szCs w:val="32"/>
+        </w:rPr>
+        <w:t>4</w:t>
+      </w:r>
+      <w:r>
+        <w:rPr>
+          <w:rFonts w:ascii="Arial" w:eastAsia="Arial" w:hAnsi="Arial" w:cs="Arial"/>
+          <w:b/>
+          <w:bCs/>
+          <w:color w:val="1F4E79"/>
+          <w:sz w:val="32"/>
+          <w:szCs w:val="32"/>
+        </w:rPr>
+        <w:t>. Overall Strategy</w:t>
+      </w:r>
+    </w:p>
+    <w:p/>
+    <w:p>
+      <w:pPr>
+        <w:spacing w:before="60" w:after="60"/>
+      </w:pPr>
+      <w:r>
+        <w:rPr>
+          <w:rFonts w:ascii="Arial" w:eastAsia="Arial" w:hAnsi="Arial" w:cs="Arial"/>
+          <w:sz w:val="22"/>
+          <w:szCs w:val="22"/>
+        </w:rPr>
+        <w:t>The QA activities focus on end-to-end verification of data flow from source systems through the EDW to the Power BI dashboards. The high-level architecture is as follows:</w:t>
+      </w:r>
+    </w:p>
+    <w:p>
+      <w:pPr>
+        <w:pStyle w:val="ListParagraph"/>
+        <w:widowControl/>
+        <w:spacing w:before="40" w:after="40" w:line="240" w:lineRule="auto"/>
+        <w:contextualSpacing w:val="0"/>
+      </w:pPr>
+    </w:p>
+    <w:p>
       <w:r>
         <w:rPr>
           <w:noProof/>
         </w:rPr>
+        <w:lastRenderedPageBreak/>
         <w:drawing>
           <wp:inline distT="0" distB="0" distL="0" distR="0" wp14:anchorId="34FDE7A1" wp14:editId="0BABE315">
             <wp:extent cx="5936614" cy="2211070"/>
@@ -1633,9 +2800,8 @@
           <w:sz w:val="26"/>
           <w:szCs w:val="26"/>
         </w:rPr>
-        <w:t xml:space="preserve">2.1 </w:t>
-      </w:r>
-      <w:proofErr w:type="spellStart"/>
+        <w:t>4</w:t>
+      </w:r>
       <w:r>
         <w:rPr>
           <w:rFonts w:ascii="Arial" w:eastAsia="Arial" w:hAnsi="Arial" w:cs="Arial"/>
@@ -1645,43 +2811,24 @@
           <w:sz w:val="26"/>
           <w:szCs w:val="26"/>
         </w:rPr>
-        <w:t>CheckList</w:t>
-      </w:r>
-      <w:proofErr w:type="spellEnd"/>
-    </w:p>
-    <w:p>
-      <w:pPr>
-        <w:rPr>
-          <w:rFonts w:ascii="Arial" w:eastAsia="Arial" w:hAnsi="Arial" w:cs="Arial"/>
-          <w:sz w:val="22"/>
-          <w:szCs w:val="22"/>
-        </w:rPr>
-      </w:pPr>
-      <w:r>
-        <w:rPr>
-          <w:rFonts w:ascii="Arial" w:eastAsia="Arial" w:hAnsi="Arial" w:cs="Arial"/>
-          <w:sz w:val="22"/>
-          <w:szCs w:val="22"/>
-        </w:rPr>
-        <w:t xml:space="preserve">For each validation type, a set of verifications will be designed to confirm that data and aggregations are correct and that each report component or feature is showing the expected behavior. The design of the test cases will guarantee sufficient coverage and the necessary depth across all three dashboards (Sales, Cost, Stocks). All checks will be stored in the Power BI Dashboards </w:t>
-      </w:r>
-      <w:proofErr w:type="spellStart"/>
-      <w:r>
-        <w:rPr>
-          <w:rFonts w:ascii="Arial" w:eastAsia="Arial" w:hAnsi="Arial" w:cs="Arial"/>
-          <w:sz w:val="22"/>
-          <w:szCs w:val="22"/>
-        </w:rPr>
-        <w:t>CheckList</w:t>
-      </w:r>
-      <w:proofErr w:type="spellEnd"/>
-      <w:r>
-        <w:rPr>
-          <w:rFonts w:ascii="Arial" w:eastAsia="Arial" w:hAnsi="Arial" w:cs="Arial"/>
-          <w:sz w:val="22"/>
-          <w:szCs w:val="22"/>
-        </w:rPr>
-        <w:t xml:space="preserve"> document maintained by the QA team throughout the project lifecycle.</w:t>
+        <w:t>.1 CheckList</w:t>
+      </w:r>
+    </w:p>
+    <w:p>
+      <w:pPr>
+        <w:rPr>
+          <w:rFonts w:ascii="Arial" w:eastAsia="Arial" w:hAnsi="Arial" w:cs="Arial"/>
+          <w:sz w:val="22"/>
+          <w:szCs w:val="22"/>
+        </w:rPr>
+      </w:pPr>
+      <w:r>
+        <w:rPr>
+          <w:rFonts w:ascii="Arial" w:eastAsia="Arial" w:hAnsi="Arial" w:cs="Arial"/>
+          <w:sz w:val="22"/>
+          <w:szCs w:val="22"/>
+        </w:rPr>
+        <w:t>For each validation type, a set of verifications will be designed to confirm that data and aggregations are correct and that each report component or feature is showing the expected behavior. The design of the test cases will guarantee sufficient coverage and the necessary depth across all three dashboards (Sales, Cost, Stocks). All checks will be stored in the Power BI Dashboards CheckList document maintained by the QA team throughout the project lifecycle.</w:t>
       </w:r>
     </w:p>
     <w:p>
@@ -1705,108 +2852,9 @@
           <w:sz w:val="26"/>
           <w:szCs w:val="26"/>
         </w:rPr>
-        <w:t>2.2 Data Validation</w:t>
-      </w:r>
-    </w:p>
-    <w:p>
-      <w:pPr>
-        <w:rPr>
-          <w:rFonts w:ascii="Arial" w:eastAsia="Arial" w:hAnsi="Arial" w:cs="Arial"/>
-          <w:sz w:val="22"/>
-          <w:szCs w:val="22"/>
-        </w:rPr>
-      </w:pPr>
-      <w:r>
-        <w:rPr>
-          <w:rFonts w:ascii="Arial" w:eastAsia="Arial" w:hAnsi="Arial" w:cs="Arial"/>
-          <w:sz w:val="22"/>
-          <w:szCs w:val="22"/>
-        </w:rPr>
-        <w:t>Data validation will be performed using SQL scripts executed directly against the EDW. SQL scripts are designed based on the source-to-target data mapping documentation for each dashboard domain. The validation covers:</w:t>
-      </w:r>
-    </w:p>
-    <w:p>
-      <w:pPr>
-        <w:numPr>
-          <w:ilvl w:val="0"/>
-          <w:numId w:val="5"/>
-        </w:numPr>
-        <w:rPr>
-          <w:rFonts w:ascii="Arial" w:eastAsia="Arial" w:hAnsi="Arial" w:cs="Arial"/>
-          <w:sz w:val="22"/>
-          <w:szCs w:val="22"/>
-        </w:rPr>
-      </w:pPr>
-      <w:r>
-        <w:rPr>
-          <w:rFonts w:ascii="Arial" w:eastAsia="Arial" w:hAnsi="Arial" w:cs="Arial"/>
-          <w:sz w:val="22"/>
-          <w:szCs w:val="22"/>
-        </w:rPr>
-        <w:t>Completeness – all expected records are present in the EDW target tables.</w:t>
-      </w:r>
-    </w:p>
-    <w:p>
-      <w:pPr>
-        <w:numPr>
-          <w:ilvl w:val="0"/>
-          <w:numId w:val="5"/>
-        </w:numPr>
-        <w:rPr>
-          <w:rFonts w:ascii="Arial" w:eastAsia="Arial" w:hAnsi="Arial" w:cs="Arial"/>
-          <w:sz w:val="22"/>
-          <w:szCs w:val="22"/>
-        </w:rPr>
-      </w:pPr>
-      <w:r>
-        <w:rPr>
-          <w:rFonts w:ascii="Arial" w:eastAsia="Arial" w:hAnsi="Arial" w:cs="Arial"/>
-          <w:sz w:val="22"/>
-          <w:szCs w:val="22"/>
-        </w:rPr>
-        <w:t>Accuracy – transformed values in EDW match the expected business rules.</w:t>
-      </w:r>
-    </w:p>
-    <w:p>
-      <w:pPr>
-        <w:numPr>
-          <w:ilvl w:val="0"/>
-          <w:numId w:val="5"/>
-        </w:numPr>
-        <w:rPr>
-          <w:rFonts w:ascii="Arial" w:eastAsia="Arial" w:hAnsi="Arial" w:cs="Arial"/>
-          <w:sz w:val="22"/>
-          <w:szCs w:val="22"/>
-        </w:rPr>
-      </w:pPr>
-      <w:r>
-        <w:rPr>
-          <w:rFonts w:ascii="Arial" w:eastAsia="Arial" w:hAnsi="Arial" w:cs="Arial"/>
-          <w:sz w:val="22"/>
-          <w:szCs w:val="22"/>
-        </w:rPr>
-        <w:t>Consistency – aggregated metrics in Power BI match independently calculated SQL results.</w:t>
-      </w:r>
-    </w:p>
-    <w:p>
-      <w:pPr>
-        <w:rPr>
-          <w:rFonts w:ascii="Arial" w:eastAsia="Arial" w:hAnsi="Arial" w:cs="Arial"/>
-          <w:sz w:val="22"/>
-          <w:szCs w:val="22"/>
-        </w:rPr>
-      </w:pPr>
-      <w:r>
-        <w:rPr>
-          <w:rFonts w:ascii="Arial" w:eastAsia="Arial" w:hAnsi="Arial" w:cs="Arial"/>
-          <w:sz w:val="22"/>
-          <w:szCs w:val="22"/>
-        </w:rPr>
-        <w:t>In case any data discrepancies are found at the EDW/Power BI level, additional SQL scripts will be designed to trace the issue.</w:t>
-      </w:r>
-    </w:p>
-    <w:p>
-      <w:pPr>
+        <w:t>4</w:t>
+      </w:r>
+      <w:r>
         <w:rPr>
           <w:rFonts w:ascii="Arial" w:eastAsia="Arial" w:hAnsi="Arial" w:cs="Arial"/>
           <w:b/>
@@ -1815,7 +2863,105 @@
           <w:sz w:val="26"/>
           <w:szCs w:val="26"/>
         </w:rPr>
-      </w:pPr>
+        <w:t>.2 Data Validation</w:t>
+      </w:r>
+    </w:p>
+    <w:p>
+      <w:pPr>
+        <w:rPr>
+          <w:rFonts w:ascii="Arial" w:eastAsia="Arial" w:hAnsi="Arial" w:cs="Arial"/>
+          <w:sz w:val="22"/>
+          <w:szCs w:val="22"/>
+        </w:rPr>
+      </w:pPr>
+      <w:r>
+        <w:rPr>
+          <w:rFonts w:ascii="Arial" w:eastAsia="Arial" w:hAnsi="Arial" w:cs="Arial"/>
+          <w:sz w:val="22"/>
+          <w:szCs w:val="22"/>
+        </w:rPr>
+        <w:t>Data validation will be performed using SQL scripts executed directly against the EDW. SQL scripts are designed based on the source-to-target data mapping documentation for each dashboard domain. The validation covers:</w:t>
+      </w:r>
+    </w:p>
+    <w:p>
+      <w:pPr>
+        <w:numPr>
+          <w:ilvl w:val="0"/>
+          <w:numId w:val="5"/>
+        </w:numPr>
+        <w:rPr>
+          <w:rFonts w:ascii="Arial" w:eastAsia="Arial" w:hAnsi="Arial" w:cs="Arial"/>
+          <w:sz w:val="22"/>
+          <w:szCs w:val="22"/>
+        </w:rPr>
+      </w:pPr>
+      <w:r>
+        <w:rPr>
+          <w:rFonts w:ascii="Arial" w:eastAsia="Arial" w:hAnsi="Arial" w:cs="Arial"/>
+          <w:sz w:val="22"/>
+          <w:szCs w:val="22"/>
+        </w:rPr>
+        <w:t>Completeness – all expected records are present in the EDW target tables.</w:t>
+      </w:r>
+    </w:p>
+    <w:p>
+      <w:pPr>
+        <w:numPr>
+          <w:ilvl w:val="0"/>
+          <w:numId w:val="5"/>
+        </w:numPr>
+        <w:rPr>
+          <w:rFonts w:ascii="Arial" w:eastAsia="Arial" w:hAnsi="Arial" w:cs="Arial"/>
+          <w:sz w:val="22"/>
+          <w:szCs w:val="22"/>
+        </w:rPr>
+      </w:pPr>
+      <w:r>
+        <w:rPr>
+          <w:rFonts w:ascii="Arial" w:eastAsia="Arial" w:hAnsi="Arial" w:cs="Arial"/>
+          <w:sz w:val="22"/>
+          <w:szCs w:val="22"/>
+        </w:rPr>
+        <w:t>Accuracy – transformed values in EDW match the expected business rules.</w:t>
+      </w:r>
+    </w:p>
+    <w:p>
+      <w:pPr>
+        <w:numPr>
+          <w:ilvl w:val="0"/>
+          <w:numId w:val="5"/>
+        </w:numPr>
+        <w:rPr>
+          <w:rFonts w:ascii="Arial" w:eastAsia="Arial" w:hAnsi="Arial" w:cs="Arial"/>
+          <w:sz w:val="22"/>
+          <w:szCs w:val="22"/>
+        </w:rPr>
+      </w:pPr>
+      <w:r>
+        <w:rPr>
+          <w:rFonts w:ascii="Arial" w:eastAsia="Arial" w:hAnsi="Arial" w:cs="Arial"/>
+          <w:sz w:val="22"/>
+          <w:szCs w:val="22"/>
+        </w:rPr>
+        <w:t>Consistency – aggregated metrics in Power BI match independently calculated SQL results.</w:t>
+      </w:r>
+    </w:p>
+    <w:p>
+      <w:pPr>
+        <w:rPr>
+          <w:rFonts w:ascii="Arial" w:eastAsia="Arial" w:hAnsi="Arial" w:cs="Arial"/>
+          <w:sz w:val="22"/>
+          <w:szCs w:val="22"/>
+        </w:rPr>
+      </w:pPr>
+      <w:r>
+        <w:rPr>
+          <w:rFonts w:ascii="Arial" w:eastAsia="Arial" w:hAnsi="Arial" w:cs="Arial"/>
+          <w:sz w:val="22"/>
+          <w:szCs w:val="22"/>
+        </w:rPr>
+        <w:t>In case any data discrepancies are found at the EDW/Power BI level, additional SQL scripts will be designed to trace the issue.</w:t>
+      </w:r>
     </w:p>
     <w:p>
       <w:pPr>
@@ -1828,7 +2974,9 @@
           <w:szCs w:val="26"/>
         </w:rPr>
       </w:pPr>
-      <w:r>
+    </w:p>
+    <w:p>
+      <w:pPr>
         <w:rPr>
           <w:rFonts w:ascii="Arial" w:eastAsia="Arial" w:hAnsi="Arial" w:cs="Arial"/>
           <w:b/>
@@ -1837,7 +2985,28 @@
           <w:sz w:val="26"/>
           <w:szCs w:val="26"/>
         </w:rPr>
-        <w:t>2.3 Reports Verification</w:t>
+      </w:pPr>
+      <w:r>
+        <w:rPr>
+          <w:rFonts w:ascii="Arial" w:eastAsia="Arial" w:hAnsi="Arial" w:cs="Arial"/>
+          <w:b/>
+          <w:bCs/>
+          <w:color w:val="2E75B6"/>
+          <w:sz w:val="26"/>
+          <w:szCs w:val="26"/>
+        </w:rPr>
+        <w:t>4</w:t>
+      </w:r>
+      <w:r>
+        <w:rPr>
+          <w:rFonts w:ascii="Arial" w:eastAsia="Arial" w:hAnsi="Arial" w:cs="Arial"/>
+          <w:b/>
+          <w:bCs/>
+          <w:color w:val="2E75B6"/>
+          <w:sz w:val="26"/>
+          <w:szCs w:val="26"/>
+        </w:rPr>
+        <w:t>.3 Reports Verification</w:t>
       </w:r>
     </w:p>
     <w:p>
@@ -1875,7 +3044,6 @@
           <w:sz w:val="22"/>
           <w:szCs w:val="22"/>
         </w:rPr>
-        <w:lastRenderedPageBreak/>
         <w:t>Functionality – filters, slicers, drill-throughs, cross-filtering, bookmarks, and navigation behave as expected.</w:t>
       </w:r>
     </w:p>
@@ -1972,7 +3140,19 @@
           <w:sz w:val="32"/>
           <w:szCs w:val="32"/>
         </w:rPr>
-        <w:t>3. Scope of Work</w:t>
+        <w:lastRenderedPageBreak/>
+        <w:t>5</w:t>
+      </w:r>
+      <w:r>
+        <w:rPr>
+          <w:rFonts w:ascii="Arial" w:eastAsia="Arial" w:hAnsi="Arial" w:cs="Arial"/>
+          <w:b/>
+          <w:bCs/>
+          <w:color w:val="1F4E79"/>
+          <w:sz w:val="32"/>
+          <w:szCs w:val="32"/>
+        </w:rPr>
+        <w:t>. Scope of Work</w:t>
       </w:r>
     </w:p>
     <w:p>
@@ -2201,7 +3381,40 @@
           <w:sz w:val="32"/>
           <w:szCs w:val="32"/>
         </w:rPr>
-        <w:t>4. Entry Criteria</w:t>
+        <w:t>6</w:t>
+      </w:r>
+      <w:r>
+        <w:rPr>
+          <w:rFonts w:ascii="Arial" w:eastAsia="Arial" w:hAnsi="Arial" w:cs="Arial"/>
+          <w:b/>
+          <w:bCs/>
+          <w:color w:val="1F4E79"/>
+          <w:sz w:val="32"/>
+          <w:szCs w:val="32"/>
+        </w:rPr>
+        <w:t>. Entry Criteria</w:t>
+      </w:r>
+      <w:r>
+        <w:rPr>
+          <w:rFonts w:ascii="Arial" w:eastAsia="Arial" w:hAnsi="Arial" w:cs="Arial"/>
+          <w:b/>
+          <w:bCs/>
+          <w:color w:val="1F4E79"/>
+          <w:sz w:val="32"/>
+          <w:szCs w:val="32"/>
+        </w:rPr>
+        <w:t xml:space="preserve"> </w:t>
+      </w:r>
+      <w:r>
+        <w:rPr>
+          <w:rFonts w:ascii="Arial" w:eastAsia="Arial" w:hAnsi="Arial" w:cs="Arial"/>
+          <w:b/>
+          <w:bCs/>
+          <w:color w:val="1F4E79"/>
+          <w:sz w:val="32"/>
+          <w:szCs w:val="32"/>
+        </w:rPr>
+        <w:t>and Exit Criteria</w:t>
       </w:r>
     </w:p>
     <w:p>
@@ -2217,7 +3430,18 @@
           <w:sz w:val="26"/>
           <w:szCs w:val="26"/>
         </w:rPr>
-        <w:t>4.1 Entry Criteria Required to Start Testing Activities</w:t>
+        <w:t>6.</w:t>
+      </w:r>
+      <w:r>
+        <w:rPr>
+          <w:rFonts w:ascii="Arial" w:eastAsia="Arial" w:hAnsi="Arial" w:cs="Arial"/>
+          <w:b/>
+          <w:bCs/>
+          <w:color w:val="2E75B6"/>
+          <w:sz w:val="26"/>
+          <w:szCs w:val="26"/>
+        </w:rPr>
+        <w:t>1 Entry Criteria Required to Start Testing Activities</w:t>
       </w:r>
     </w:p>
     <w:p>
@@ -2435,22 +3659,20 @@
     </w:p>
     <w:p>
       <w:pPr>
-        <w:pStyle w:val="ListParagraph"/>
         <w:widowControl/>
         <w:spacing w:before="40" w:after="40" w:line="240" w:lineRule="auto"/>
-        <w:contextualSpacing w:val="0"/>
-        <w:rPr>
-          <w:rFonts w:ascii="Arial" w:eastAsia="Arial" w:hAnsi="Arial" w:cs="Arial"/>
-          <w:sz w:val="22"/>
-          <w:szCs w:val="22"/>
+        <w:ind w:left="360"/>
+        <w:rPr>
+          <w:rFonts w:ascii="Arial" w:eastAsia="Arial" w:hAnsi="Arial" w:cs="Arial"/>
+          <w:sz w:val="22"/>
+          <w:szCs w:val="22"/>
+          <w:lang w:val="ru-RU"/>
         </w:rPr>
       </w:pPr>
     </w:p>
     <w:p>
       <w:pPr>
         <w:pStyle w:val="Heading2"/>
-      </w:pPr>
-      <w:r>
         <w:rPr>
           <w:rFonts w:ascii="Arial" w:eastAsia="Arial" w:hAnsi="Arial" w:cs="Arial"/>
           <w:b/>
@@ -2459,7 +3681,295 @@
           <w:sz w:val="26"/>
           <w:szCs w:val="26"/>
         </w:rPr>
-        <w:t>4.2 Risks</w:t>
+      </w:pPr>
+      <w:r>
+        <w:rPr>
+          <w:rFonts w:ascii="Arial" w:eastAsia="Arial" w:hAnsi="Arial" w:cs="Arial"/>
+          <w:b/>
+          <w:bCs/>
+          <w:color w:val="2E75B6"/>
+          <w:sz w:val="26"/>
+          <w:szCs w:val="26"/>
+        </w:rPr>
+        <w:t>6</w:t>
+      </w:r>
+      <w:r>
+        <w:rPr>
+          <w:rFonts w:ascii="Arial" w:eastAsia="Arial" w:hAnsi="Arial" w:cs="Arial"/>
+          <w:b/>
+          <w:bCs/>
+          <w:color w:val="2E75B6"/>
+          <w:sz w:val="26"/>
+          <w:szCs w:val="26"/>
+        </w:rPr>
+        <w:t>.2 Exit Criteria</w:t>
+      </w:r>
+    </w:p>
+    <w:p>
+      <w:pPr>
+        <w:widowControl/>
+        <w:spacing w:before="40" w:after="40" w:line="240" w:lineRule="auto"/>
+        <w:ind w:left="360"/>
+        <w:rPr>
+          <w:rFonts w:ascii="Arial" w:eastAsia="Arial" w:hAnsi="Arial" w:cs="Arial"/>
+          <w:sz w:val="22"/>
+          <w:szCs w:val="22"/>
+        </w:rPr>
+      </w:pPr>
+      <w:r>
+        <w:rPr>
+          <w:rFonts w:ascii="Arial" w:eastAsia="Arial" w:hAnsi="Arial" w:cs="Arial"/>
+          <w:sz w:val="22"/>
+          <w:szCs w:val="22"/>
+        </w:rPr>
+        <w:t>Testing for each Power BI dashboard is considered complete and ready for release when the following conditions are met:</w:t>
+      </w:r>
+    </w:p>
+    <w:p>
+      <w:pPr>
+        <w:widowControl/>
+        <w:numPr>
+          <w:ilvl w:val="0"/>
+          <w:numId w:val="6"/>
+        </w:numPr>
+        <w:spacing w:before="40" w:after="40" w:line="240" w:lineRule="auto"/>
+        <w:rPr>
+          <w:rFonts w:ascii="Arial" w:eastAsia="Arial" w:hAnsi="Arial" w:cs="Arial"/>
+          <w:sz w:val="22"/>
+          <w:szCs w:val="22"/>
+        </w:rPr>
+      </w:pPr>
+      <w:r>
+        <w:rPr>
+          <w:rFonts w:ascii="Arial" w:eastAsia="Arial" w:hAnsi="Arial" w:cs="Arial"/>
+          <w:sz w:val="22"/>
+          <w:szCs w:val="22"/>
+        </w:rPr>
+        <w:t>All planned test cases (data validation, functional, GUI, security, and performance) have been executed, achieving a minimum pass rate of 95%.</w:t>
+      </w:r>
+    </w:p>
+    <w:p>
+      <w:pPr>
+        <w:widowControl/>
+        <w:numPr>
+          <w:ilvl w:val="0"/>
+          <w:numId w:val="6"/>
+        </w:numPr>
+        <w:spacing w:before="40" w:after="40" w:line="240" w:lineRule="auto"/>
+        <w:rPr>
+          <w:rFonts w:ascii="Arial" w:eastAsia="Arial" w:hAnsi="Arial" w:cs="Arial"/>
+          <w:sz w:val="22"/>
+          <w:szCs w:val="22"/>
+        </w:rPr>
+      </w:pPr>
+      <w:r>
+        <w:rPr>
+          <w:rFonts w:ascii="Arial" w:eastAsia="Arial" w:hAnsi="Arial" w:cs="Arial"/>
+          <w:sz w:val="22"/>
+          <w:szCs w:val="22"/>
+        </w:rPr>
+        <w:t>All Critical and Major defects identified during testing are fixed, retested, and closed.</w:t>
+      </w:r>
+    </w:p>
+    <w:p>
+      <w:pPr>
+        <w:widowControl/>
+        <w:numPr>
+          <w:ilvl w:val="0"/>
+          <w:numId w:val="6"/>
+        </w:numPr>
+        <w:spacing w:before="40" w:after="40" w:line="240" w:lineRule="auto"/>
+        <w:rPr>
+          <w:rFonts w:ascii="Arial" w:eastAsia="Arial" w:hAnsi="Arial" w:cs="Arial"/>
+          <w:sz w:val="22"/>
+          <w:szCs w:val="22"/>
+        </w:rPr>
+      </w:pPr>
+      <w:r>
+        <w:rPr>
+          <w:rFonts w:ascii="Arial" w:eastAsia="Arial" w:hAnsi="Arial" w:cs="Arial"/>
+          <w:sz w:val="22"/>
+          <w:szCs w:val="22"/>
+        </w:rPr>
+        <w:t>No outstanding Critical or Major defects remain open.</w:t>
+      </w:r>
+    </w:p>
+    <w:p>
+      <w:pPr>
+        <w:widowControl/>
+        <w:numPr>
+          <w:ilvl w:val="0"/>
+          <w:numId w:val="6"/>
+        </w:numPr>
+        <w:spacing w:before="40" w:after="40" w:line="240" w:lineRule="auto"/>
+        <w:rPr>
+          <w:rFonts w:ascii="Arial" w:eastAsia="Arial" w:hAnsi="Arial" w:cs="Arial"/>
+          <w:sz w:val="22"/>
+          <w:szCs w:val="22"/>
+        </w:rPr>
+      </w:pPr>
+      <w:r>
+        <w:rPr>
+          <w:rFonts w:ascii="Arial" w:eastAsia="Arial" w:hAnsi="Arial" w:cs="Arial"/>
+          <w:sz w:val="22"/>
+          <w:szCs w:val="22"/>
+        </w:rPr>
+        <w:t>Data validation results confirm completeness, accuracy, and consistency between the EDW and Power BI for all three dashboards.</w:t>
+      </w:r>
+    </w:p>
+    <w:p>
+      <w:pPr>
+        <w:widowControl/>
+        <w:numPr>
+          <w:ilvl w:val="0"/>
+          <w:numId w:val="6"/>
+        </w:numPr>
+        <w:spacing w:before="40" w:after="40" w:line="240" w:lineRule="auto"/>
+        <w:rPr>
+          <w:rFonts w:ascii="Arial" w:eastAsia="Arial" w:hAnsi="Arial" w:cs="Arial"/>
+          <w:sz w:val="22"/>
+          <w:szCs w:val="22"/>
+        </w:rPr>
+      </w:pPr>
+      <w:r>
+        <w:rPr>
+          <w:rFonts w:ascii="Arial" w:eastAsia="Arial" w:hAnsi="Arial" w:cs="Arial"/>
+          <w:sz w:val="22"/>
+          <w:szCs w:val="22"/>
+        </w:rPr>
+        <w:t>Regression testing has been completed for all defect fixes and changes introduced during the testing cycle.</w:t>
+      </w:r>
+    </w:p>
+    <w:p>
+      <w:pPr>
+        <w:widowControl/>
+        <w:numPr>
+          <w:ilvl w:val="0"/>
+          <w:numId w:val="6"/>
+        </w:numPr>
+        <w:spacing w:before="40" w:after="40" w:line="240" w:lineRule="auto"/>
+        <w:rPr>
+          <w:rFonts w:ascii="Arial" w:eastAsia="Arial" w:hAnsi="Arial" w:cs="Arial"/>
+          <w:sz w:val="22"/>
+          <w:szCs w:val="22"/>
+        </w:rPr>
+      </w:pPr>
+      <w:r>
+        <w:rPr>
+          <w:rFonts w:ascii="Arial" w:eastAsia="Arial" w:hAnsi="Arial" w:cs="Arial"/>
+          <w:sz w:val="22"/>
+          <w:szCs w:val="22"/>
+        </w:rPr>
+        <w:t>User Acceptance Testing (UAT) is completed and formally signed off by business stakeholders.</w:t>
+      </w:r>
+    </w:p>
+    <w:p>
+      <w:pPr>
+        <w:widowControl/>
+        <w:numPr>
+          <w:ilvl w:val="0"/>
+          <w:numId w:val="6"/>
+        </w:numPr>
+        <w:spacing w:before="40" w:after="40" w:line="240" w:lineRule="auto"/>
+        <w:rPr>
+          <w:rFonts w:ascii="Arial" w:eastAsia="Arial" w:hAnsi="Arial" w:cs="Arial"/>
+          <w:sz w:val="22"/>
+          <w:szCs w:val="22"/>
+        </w:rPr>
+      </w:pPr>
+      <w:r>
+        <w:rPr>
+          <w:rFonts w:ascii="Arial" w:eastAsia="Arial" w:hAnsi="Arial" w:cs="Arial"/>
+          <w:sz w:val="22"/>
+          <w:szCs w:val="22"/>
+        </w:rPr>
+        <w:t>All test results, defect logs, and the Power BI Dashboards CheckList are finalized and archived.</w:t>
+      </w:r>
+    </w:p>
+    <w:p>
+      <w:pPr>
+        <w:widowControl/>
+        <w:numPr>
+          <w:ilvl w:val="0"/>
+          <w:numId w:val="6"/>
+        </w:numPr>
+        <w:spacing w:before="40" w:after="40" w:line="240" w:lineRule="auto"/>
+        <w:rPr>
+          <w:rFonts w:ascii="Arial" w:eastAsia="Arial" w:hAnsi="Arial" w:cs="Arial"/>
+          <w:sz w:val="22"/>
+          <w:szCs w:val="22"/>
+        </w:rPr>
+      </w:pPr>
+      <w:r>
+        <w:rPr>
+          <w:rFonts w:ascii="Arial" w:eastAsia="Arial" w:hAnsi="Arial" w:cs="Arial"/>
+          <w:sz w:val="22"/>
+          <w:szCs w:val="22"/>
+        </w:rPr>
+        <w:t>A test report is prepared and approved.</w:t>
+      </w:r>
+    </w:p>
+    <w:p>
+      <w:pPr>
+        <w:pStyle w:val="ListParagraph"/>
+        <w:widowControl/>
+        <w:spacing w:before="40" w:after="40" w:line="240" w:lineRule="auto"/>
+        <w:contextualSpacing w:val="0"/>
+        <w:rPr>
+          <w:rFonts w:ascii="Arial" w:eastAsia="Arial" w:hAnsi="Arial" w:cs="Arial"/>
+          <w:sz w:val="22"/>
+          <w:szCs w:val="22"/>
+        </w:rPr>
+      </w:pPr>
+    </w:p>
+    <w:p>
+      <w:pPr>
+        <w:pStyle w:val="Heading2"/>
+      </w:pPr>
+      <w:r>
+        <w:rPr>
+          <w:rFonts w:ascii="Arial" w:eastAsia="Arial" w:hAnsi="Arial" w:cs="Arial"/>
+          <w:b/>
+          <w:bCs/>
+          <w:color w:val="2E75B6"/>
+          <w:sz w:val="26"/>
+          <w:szCs w:val="26"/>
+        </w:rPr>
+        <w:lastRenderedPageBreak/>
+        <w:t>6</w:t>
+      </w:r>
+      <w:r>
+        <w:rPr>
+          <w:rFonts w:ascii="Arial" w:eastAsia="Arial" w:hAnsi="Arial" w:cs="Arial"/>
+          <w:b/>
+          <w:bCs/>
+          <w:color w:val="2E75B6"/>
+          <w:sz w:val="26"/>
+          <w:szCs w:val="26"/>
+        </w:rPr>
+        <w:t>.</w:t>
+      </w:r>
+      <w:r>
+        <w:rPr>
+          <w:rFonts w:ascii="Arial" w:eastAsia="Arial" w:hAnsi="Arial" w:cs="Arial"/>
+          <w:b/>
+          <w:bCs/>
+          <w:color w:val="2E75B6"/>
+          <w:sz w:val="26"/>
+          <w:szCs w:val="26"/>
+        </w:rPr>
+        <w:t>3</w:t>
+      </w:r>
+      <w:r>
+        <w:rPr>
+          <w:rFonts w:ascii="Arial" w:eastAsia="Arial" w:hAnsi="Arial" w:cs="Arial"/>
+          <w:b/>
+          <w:bCs/>
+          <w:color w:val="2E75B6"/>
+          <w:sz w:val="26"/>
+          <w:szCs w:val="26"/>
+        </w:rPr>
+        <w:t xml:space="preserve"> Risks</w:t>
       </w:r>
     </w:p>
     <w:tbl>
@@ -2943,7 +4453,6 @@
               <w:rPr>
                 <w:rFonts w:ascii="Arial" w:eastAsia="Arial" w:hAnsi="Arial" w:cs="Arial"/>
               </w:rPr>
-              <w:lastRenderedPageBreak/>
               <w:t>3</w:t>
             </w:r>
           </w:p>
@@ -3350,7 +4859,18 @@
           <w:sz w:val="32"/>
           <w:szCs w:val="32"/>
         </w:rPr>
-        <w:t>5. Test Approach</w:t>
+        <w:t>7</w:t>
+      </w:r>
+      <w:r>
+        <w:rPr>
+          <w:rFonts w:ascii="Arial" w:eastAsia="Arial" w:hAnsi="Arial" w:cs="Arial"/>
+          <w:b/>
+          <w:bCs/>
+          <w:color w:val="1F4E79"/>
+          <w:sz w:val="32"/>
+          <w:szCs w:val="32"/>
+        </w:rPr>
+        <w:t>. Test Approach</w:t>
       </w:r>
     </w:p>
     <w:p>
@@ -3379,7 +4899,18 @@
           <w:sz w:val="26"/>
           <w:szCs w:val="26"/>
         </w:rPr>
-        <w:t>5.1 Test Planning &amp; Preparation</w:t>
+        <w:t>7</w:t>
+      </w:r>
+      <w:r>
+        <w:rPr>
+          <w:rFonts w:ascii="Arial" w:eastAsia="Arial" w:hAnsi="Arial" w:cs="Arial"/>
+          <w:b/>
+          <w:bCs/>
+          <w:color w:val="2E75B6"/>
+          <w:sz w:val="26"/>
+          <w:szCs w:val="26"/>
+        </w:rPr>
+        <w:t>.1 Test Planning &amp; Preparation</w:t>
       </w:r>
     </w:p>
     <w:p>
@@ -3426,23 +4957,13 @@
         <w:spacing w:before="40" w:after="40" w:line="240" w:lineRule="auto"/>
         <w:contextualSpacing w:val="0"/>
       </w:pPr>
-      <w:proofErr w:type="gramStart"/>
-      <w:r>
-        <w:rPr>
-          <w:rFonts w:ascii="Arial" w:eastAsia="Arial" w:hAnsi="Arial" w:cs="Arial"/>
-          <w:sz w:val="22"/>
-          <w:szCs w:val="22"/>
-        </w:rPr>
-        <w:t>Define</w:t>
-      </w:r>
-      <w:proofErr w:type="gramEnd"/>
-      <w:r>
-        <w:rPr>
-          <w:rFonts w:ascii="Arial" w:eastAsia="Arial" w:hAnsi="Arial" w:cs="Arial"/>
-          <w:sz w:val="22"/>
-          <w:szCs w:val="22"/>
-        </w:rPr>
-        <w:t xml:space="preserve"> and document test cases for data completeness, transformation, KPI accuracy, and report functionality.</w:t>
+      <w:r>
+        <w:rPr>
+          <w:rFonts w:ascii="Arial" w:eastAsia="Arial" w:hAnsi="Arial" w:cs="Arial"/>
+          <w:sz w:val="22"/>
+          <w:szCs w:val="22"/>
+        </w:rPr>
+        <w:t>Define and document test cases for data completeness, transformation, KPI accuracy, and report functionality.</w:t>
       </w:r>
     </w:p>
     <w:p>
@@ -3518,7 +5039,18 @@
           <w:sz w:val="26"/>
           <w:szCs w:val="26"/>
         </w:rPr>
-        <w:t>5.2 Data Completeness Verification</w:t>
+        <w:t>7</w:t>
+      </w:r>
+      <w:r>
+        <w:rPr>
+          <w:rFonts w:ascii="Arial" w:eastAsia="Arial" w:hAnsi="Arial" w:cs="Arial"/>
+          <w:b/>
+          <w:bCs/>
+          <w:color w:val="2E75B6"/>
+          <w:sz w:val="26"/>
+          <w:szCs w:val="26"/>
+        </w:rPr>
+        <w:t>.2 Data Completeness Verification</w:t>
       </w:r>
     </w:p>
     <w:p>
@@ -3627,7 +5159,18 @@
           <w:sz w:val="26"/>
           <w:szCs w:val="26"/>
         </w:rPr>
-        <w:t xml:space="preserve">5.3 Phase 3: Data Transformation Verification </w:t>
+        <w:t>7.</w:t>
+      </w:r>
+      <w:r>
+        <w:rPr>
+          <w:rFonts w:ascii="Arial" w:eastAsia="Arial" w:hAnsi="Arial" w:cs="Arial"/>
+          <w:b/>
+          <w:bCs/>
+          <w:color w:val="2E75B6"/>
+          <w:sz w:val="26"/>
+          <w:szCs w:val="26"/>
+        </w:rPr>
+        <w:t xml:space="preserve">3 Data Transformation Verification </w:t>
       </w:r>
     </w:p>
     <w:p>
@@ -3680,25 +5223,7 @@
           <w:sz w:val="22"/>
           <w:szCs w:val="22"/>
         </w:rPr>
-        <w:t xml:space="preserve">Validate lookup/reference data </w:t>
-      </w:r>
-      <w:proofErr w:type="gramStart"/>
-      <w:r>
-        <w:rPr>
-          <w:rFonts w:ascii="Arial" w:eastAsia="Arial" w:hAnsi="Arial" w:cs="Arial"/>
-          <w:sz w:val="22"/>
-          <w:szCs w:val="22"/>
-        </w:rPr>
-        <w:t>joins</w:t>
-      </w:r>
-      <w:proofErr w:type="gramEnd"/>
-      <w:r>
-        <w:rPr>
-          <w:rFonts w:ascii="Arial" w:eastAsia="Arial" w:hAnsi="Arial" w:cs="Arial"/>
-          <w:sz w:val="22"/>
-          <w:szCs w:val="22"/>
-        </w:rPr>
-        <w:t xml:space="preserve"> (e.g., product codes, stock locations) produce correct results.</w:t>
+        <w:t>Validate lookup/reference data joins (e.g., product codes, stock locations) produce correct results.</w:t>
       </w:r>
     </w:p>
     <w:p>
@@ -3754,7 +5279,19 @@
           <w:sz w:val="26"/>
           <w:szCs w:val="26"/>
         </w:rPr>
-        <w:t xml:space="preserve">5.4 KPI &amp; Measure Validation </w:t>
+        <w:lastRenderedPageBreak/>
+        <w:t>7</w:t>
+      </w:r>
+      <w:r>
+        <w:rPr>
+          <w:rFonts w:ascii="Arial" w:eastAsia="Arial" w:hAnsi="Arial" w:cs="Arial"/>
+          <w:b/>
+          <w:bCs/>
+          <w:color w:val="2E75B6"/>
+          <w:sz w:val="26"/>
+          <w:szCs w:val="26"/>
+        </w:rPr>
+        <w:t xml:space="preserve">.4 KPI &amp; Measure Validation </w:t>
       </w:r>
     </w:p>
     <w:p>
@@ -3843,8 +5380,18 @@
           <w:sz w:val="26"/>
           <w:szCs w:val="26"/>
         </w:rPr>
-        <w:lastRenderedPageBreak/>
-        <w:t>5.5 Report Functionality Verification</w:t>
+        <w:t>7</w:t>
+      </w:r>
+      <w:r>
+        <w:rPr>
+          <w:rFonts w:ascii="Arial" w:eastAsia="Arial" w:hAnsi="Arial" w:cs="Arial"/>
+          <w:b/>
+          <w:bCs/>
+          <w:color w:val="2E75B6"/>
+          <w:sz w:val="26"/>
+          <w:szCs w:val="26"/>
+        </w:rPr>
+        <w:t>.5 Report Functionality Verification</w:t>
       </w:r>
     </w:p>
     <w:p>
@@ -3998,7 +5545,18 @@
           <w:sz w:val="26"/>
           <w:szCs w:val="26"/>
         </w:rPr>
-        <w:t>5.6 GUI &amp; Usability Verification</w:t>
+        <w:t>7</w:t>
+      </w:r>
+      <w:r>
+        <w:rPr>
+          <w:rFonts w:ascii="Arial" w:eastAsia="Arial" w:hAnsi="Arial" w:cs="Arial"/>
+          <w:b/>
+          <w:bCs/>
+          <w:color w:val="2E75B6"/>
+          <w:sz w:val="26"/>
+          <w:szCs w:val="26"/>
+        </w:rPr>
+        <w:t>.6 GUI &amp; Usability Verification</w:t>
       </w:r>
     </w:p>
     <w:p>
@@ -4112,7 +5670,18 @@
           <w:sz w:val="26"/>
           <w:szCs w:val="26"/>
         </w:rPr>
-        <w:t>5.7 Security Testing</w:t>
+        <w:t>7</w:t>
+      </w:r>
+      <w:r>
+        <w:rPr>
+          <w:rFonts w:ascii="Arial" w:eastAsia="Arial" w:hAnsi="Arial" w:cs="Arial"/>
+          <w:b/>
+          <w:bCs/>
+          <w:color w:val="2E75B6"/>
+          <w:sz w:val="26"/>
+          <w:szCs w:val="26"/>
+        </w:rPr>
+        <w:t>.7 Security Testing</w:t>
       </w:r>
     </w:p>
     <w:p>
@@ -4206,7 +5775,18 @@
           <w:sz w:val="26"/>
           <w:szCs w:val="26"/>
         </w:rPr>
-        <w:t>5.8 Performance Testing</w:t>
+        <w:t>7</w:t>
+      </w:r>
+      <w:r>
+        <w:rPr>
+          <w:rFonts w:ascii="Arial" w:eastAsia="Arial" w:hAnsi="Arial" w:cs="Arial"/>
+          <w:b/>
+          <w:bCs/>
+          <w:color w:val="2E75B6"/>
+          <w:sz w:val="26"/>
+          <w:szCs w:val="26"/>
+        </w:rPr>
+        <w:t>.8 Performance Testing</w:t>
       </w:r>
     </w:p>
     <w:p>
@@ -4300,7 +5880,18 @@
           <w:sz w:val="26"/>
           <w:szCs w:val="26"/>
         </w:rPr>
-        <w:t>5.9 User Acceptance Testing (UAT)</w:t>
+        <w:t>7</w:t>
+      </w:r>
+      <w:r>
+        <w:rPr>
+          <w:rFonts w:ascii="Arial" w:eastAsia="Arial" w:hAnsi="Arial" w:cs="Arial"/>
+          <w:b/>
+          <w:bCs/>
+          <w:color w:val="2E75B6"/>
+          <w:sz w:val="26"/>
+          <w:szCs w:val="26"/>
+        </w:rPr>
+        <w:t>.9 User Acceptance Testing (UAT)</w:t>
       </w:r>
     </w:p>
     <w:p>
@@ -4394,7 +5985,19 @@
           <w:sz w:val="26"/>
           <w:szCs w:val="26"/>
         </w:rPr>
-        <w:t>5.10 Regression Testing</w:t>
+        <w:lastRenderedPageBreak/>
+        <w:t>7</w:t>
+      </w:r>
+      <w:r>
+        <w:rPr>
+          <w:rFonts w:ascii="Arial" w:eastAsia="Arial" w:hAnsi="Arial" w:cs="Arial"/>
+          <w:b/>
+          <w:bCs/>
+          <w:color w:val="2E75B6"/>
+          <w:sz w:val="26"/>
+          <w:szCs w:val="26"/>
+        </w:rPr>
+        <w:t>.10 Regression Testing</w:t>
       </w:r>
     </w:p>
     <w:p>
@@ -4508,7 +6111,18 @@
           <w:sz w:val="32"/>
           <w:szCs w:val="32"/>
         </w:rPr>
-        <w:t>6. Test Levels</w:t>
+        <w:t>8</w:t>
+      </w:r>
+      <w:r>
+        <w:rPr>
+          <w:rFonts w:ascii="Arial" w:eastAsia="Arial" w:hAnsi="Arial" w:cs="Arial"/>
+          <w:b/>
+          <w:bCs/>
+          <w:color w:val="1F4E79"/>
+          <w:sz w:val="32"/>
+          <w:szCs w:val="32"/>
+        </w:rPr>
+        <w:t>. Test Levels</w:t>
       </w:r>
     </w:p>
     <w:tbl>
@@ -4623,19 +6237,8 @@
                 <w:bCs/>
                 <w:color w:val="FFFFFF"/>
               </w:rPr>
-              <w:t xml:space="preserve">When </w:t>
-            </w:r>
-            <w:proofErr w:type="gramStart"/>
-            <w:r>
-              <w:rPr>
-                <w:rFonts w:ascii="Arial" w:eastAsia="Arial" w:hAnsi="Arial" w:cs="Arial"/>
-                <w:b/>
-                <w:bCs/>
-                <w:color w:val="FFFFFF"/>
-              </w:rPr>
-              <w:t>Executed</w:t>
-            </w:r>
-            <w:proofErr w:type="gramEnd"/>
+              <w:t>When Executed</w:t>
+            </w:r>
           </w:p>
         </w:tc>
       </w:tr>
@@ -4902,7 +6505,18 @@
           <w:sz w:val="32"/>
           <w:szCs w:val="32"/>
         </w:rPr>
-        <w:t>7. Defect Tracking</w:t>
+        <w:t>9</w:t>
+      </w:r>
+      <w:r>
+        <w:rPr>
+          <w:rFonts w:ascii="Arial" w:eastAsia="Arial" w:hAnsi="Arial" w:cs="Arial"/>
+          <w:b/>
+          <w:bCs/>
+          <w:color w:val="1F4E79"/>
+          <w:sz w:val="32"/>
+          <w:szCs w:val="32"/>
+        </w:rPr>
+        <w:t>. Defect Tracking</w:t>
       </w:r>
     </w:p>
     <w:p>
@@ -4918,7 +6532,18 @@
           <w:sz w:val="26"/>
           <w:szCs w:val="26"/>
         </w:rPr>
-        <w:t>7.1 Bug Severity Definition</w:t>
+        <w:t>9</w:t>
+      </w:r>
+      <w:r>
+        <w:rPr>
+          <w:rFonts w:ascii="Arial" w:eastAsia="Arial" w:hAnsi="Arial" w:cs="Arial"/>
+          <w:b/>
+          <w:bCs/>
+          <w:color w:val="2E75B6"/>
+          <w:sz w:val="26"/>
+          <w:szCs w:val="26"/>
+        </w:rPr>
+        <w:t>.1 Bug Severity Definition</w:t>
       </w:r>
     </w:p>
     <w:tbl>
@@ -5377,7 +7002,18 @@
           <w:sz w:val="26"/>
           <w:szCs w:val="26"/>
         </w:rPr>
-        <w:t>7.2 Bug Priority Definition</w:t>
+        <w:t>9</w:t>
+      </w:r>
+      <w:r>
+        <w:rPr>
+          <w:rFonts w:ascii="Arial" w:eastAsia="Arial" w:hAnsi="Arial" w:cs="Arial"/>
+          <w:b/>
+          <w:bCs/>
+          <w:color w:val="2E75B6"/>
+          <w:sz w:val="26"/>
+          <w:szCs w:val="26"/>
+        </w:rPr>
+        <w:t>.2 Bug Priority Definition</w:t>
       </w:r>
     </w:p>
     <w:tbl>
@@ -5705,7 +7341,41 @@
           <w:sz w:val="26"/>
           <w:szCs w:val="26"/>
         </w:rPr>
-        <w:t>7.4 Bug Workflow</w:t>
+        <w:lastRenderedPageBreak/>
+        <w:t>9</w:t>
+      </w:r>
+      <w:r>
+        <w:rPr>
+          <w:rFonts w:ascii="Arial" w:eastAsia="Arial" w:hAnsi="Arial" w:cs="Arial"/>
+          <w:b/>
+          <w:bCs/>
+          <w:color w:val="2E75B6"/>
+          <w:sz w:val="26"/>
+          <w:szCs w:val="26"/>
+        </w:rPr>
+        <w:t>.</w:t>
+      </w:r>
+      <w:r>
+        <w:rPr>
+          <w:rFonts w:ascii="Arial" w:eastAsia="Arial" w:hAnsi="Arial" w:cs="Arial"/>
+          <w:b/>
+          <w:bCs/>
+          <w:color w:val="2E75B6"/>
+          <w:sz w:val="26"/>
+          <w:szCs w:val="26"/>
+        </w:rPr>
+        <w:t>3</w:t>
+      </w:r>
+      <w:r>
+        <w:rPr>
+          <w:rFonts w:ascii="Arial" w:eastAsia="Arial" w:hAnsi="Arial" w:cs="Arial"/>
+          <w:b/>
+          <w:bCs/>
+          <w:color w:val="2E75B6"/>
+          <w:sz w:val="26"/>
+          <w:szCs w:val="26"/>
+        </w:rPr>
+        <w:t xml:space="preserve"> Bug Workflow</w:t>
       </w:r>
     </w:p>
     <w:tbl>
@@ -6374,6 +8044,20 @@
   </w:num>
   <w:num w:numId="5" w16cid:durableId="1710448717">
     <w:abstractNumId w:val="3"/>
+  </w:num>
+  <w:num w:numId="6" w16cid:durableId="1499732995">
+    <w:abstractNumId w:val="1"/>
+    <w:lvlOverride w:ilvl="0">
+      <w:startOverride w:val="1"/>
+    </w:lvlOverride>
+    <w:lvlOverride w:ilvl="1"/>
+    <w:lvlOverride w:ilvl="2"/>
+    <w:lvlOverride w:ilvl="3"/>
+    <w:lvlOverride w:ilvl="4"/>
+    <w:lvlOverride w:ilvl="5"/>
+    <w:lvlOverride w:ilvl="6"/>
+    <w:lvlOverride w:ilvl="7"/>
+    <w:lvlOverride w:ilvl="8"/>
   </w:num>
 </w:numbering>
 </file>
@@ -6992,7 +8676,6 @@
   <w:style w:type="character" w:default="1" w:styleId="DefaultParagraphFont">
     <w:name w:val="Default Paragraph Font"/>
     <w:uiPriority w:val="1"/>
-    <w:semiHidden/>
     <w:unhideWhenUsed/>
   </w:style>
   <w:style w:type="table" w:default="1" w:styleId="TableNormal">
